--- a/docs/cart-discount-logic.en.docx
+++ b/docs/cart-discount-logic.en.docx
@@ -1375,7 +1375,7 @@
         <w:t xml:space="preserve">field (e.g. </w:t>
       </w:r>
       <w:r>
-        <w:t xml:space="preserve">“Ships every 4 weeks”</w:t>
+        <w:t xml:space="preserve">“Deliver every 4 weeks”</w:t>
       </w:r>
       <w:r>
         <w:t xml:space="preserve">)</w:t>
@@ -2635,7 +2635,7 @@
         <w:t xml:space="preserve"> </w:t>
       </w:r>
       <w:r>
-        <w:t xml:space="preserve">“Ships every 14 weeks”</w:t>
+        <w:t xml:space="preserve">“Deliver every 14 weeks”</w:t>
       </w:r>
       <w:r>
         <w:t xml:space="preserve"> </w:t>

--- a/docs/cart-discount-logic.en.docx
+++ b/docs/cart-discount-logic.en.docx
@@ -2,7 +2,7 @@
 <file path=word/document.xml><?xml version="1.0" encoding="utf-8"?>
 <w:document xmlns:w="http://schemas.openxmlformats.org/wordprocessingml/2006/main" xmlns:m="http://schemas.openxmlformats.org/officeDocument/2006/math" xmlns:r="http://schemas.openxmlformats.org/officeDocument/2006/relationships" xmlns:o="urn:schemas-microsoft-com:office:office" xmlns:v="urn:schemas-microsoft-com:vml" xmlns:w10="urn:schemas-microsoft-com:office:word" xmlns:a="http://schemas.openxmlformats.org/drawingml/2006/main" xmlns:pic="http://schemas.openxmlformats.org/drawingml/2006/picture" xmlns:wp="http://schemas.openxmlformats.org/drawingml/2006/wordprocessingDrawing">
   <w:body>
-    <w:bookmarkStart w:id="27" w:name="X71c6f1529fe8d4418de72b304938d76f9104a97"/>
+    <w:bookmarkStart w:id="31" w:name="X71c6f1529fe8d4418de72b304938d76f9104a97"/>
     <w:p>
       <w:pPr>
         <w:pStyle w:val="Heading1"/>
@@ -157,7 +157,7 @@
         <w:pStyle w:val="FirstParagraph"/>
       </w:pPr>
       <w:r>
-        <w:t xml:space="preserve">The app has 5 active discount functions (Tiered, Automatic). Each one covers a specific scenario:</w:t>
+        <w:t xml:space="preserve">The app has 6 active discount functions (Tiered, Automatic). Each one covers a specific scenario:</w:t>
       </w:r>
     </w:p>
     <w:tbl>
@@ -232,7 +232,7 @@
               <w:pStyle w:val="Compact"/>
             </w:pPr>
             <w:r>
-              <w:t xml:space="preserve">Packs mode, regular purchase</w:t>
+              <w:t xml:space="preserve">Packs mode (PDP), regular purchase</w:t>
             </w:r>
           </w:p>
         </w:tc>
@@ -270,7 +270,7 @@
               <w:pStyle w:val="Compact"/>
             </w:pPr>
             <w:r>
-              <w:t xml:space="preserve">Packs mode + pre-order</w:t>
+              <w:t xml:space="preserve">Packs mode (PDP) + pre-order</w:t>
             </w:r>
           </w:p>
         </w:tc>
@@ -308,7 +308,7 @@
               <w:pStyle w:val="Compact"/>
             </w:pPr>
             <w:r>
-              <w:t xml:space="preserve">Bundle mode, regular purchase</w:t>
+              <w:t xml:space="preserve">Bundle mode (PDP), regular purchase</w:t>
             </w:r>
           </w:p>
         </w:tc>
@@ -346,7 +346,7 @@
               <w:pStyle w:val="Compact"/>
             </w:pPr>
             <w:r>
-              <w:t xml:space="preserve">Bundle mode + pre-order</w:t>
+              <w:t xml:space="preserve">Bundle mode (PDP) + pre-order</w:t>
             </w:r>
           </w:p>
         </w:tc>
@@ -384,17 +384,65 @@
               <w:pStyle w:val="Compact"/>
             </w:pPr>
             <w:r>
-              <w:t xml:space="preserve">Classic mode + pre-order</w:t>
-            </w:r>
-          </w:p>
-        </w:tc>
-        <w:tc>
-          <w:tcPr/>
-          <w:p>
-            <w:pPr>
-              <w:pStyle w:val="Compact"/>
-            </w:pPr>
-            <w:r>
+              <w:t xml:space="preserve">Classic mode (PDP) + pre-order</w:t>
+            </w:r>
+          </w:p>
+        </w:tc>
+        <w:tc>
+          <w:tcPr/>
+          <w:p>
+            <w:pPr>
+              <w:pStyle w:val="Compact"/>
+            </w:pPr>
+            <w:r>
+              <w:t xml:space="preserve">Tiered Percentage</w:t>
+            </w:r>
+          </w:p>
+        </w:tc>
+      </w:tr>
+      <w:tr>
+        <w:tc>
+          <w:tcPr/>
+          <w:p>
+            <w:pPr>
+              <w:pStyle w:val="Compact"/>
+            </w:pPr>
+            <w:r>
+              <w:rPr>
+                <w:rStyle w:val="VerbatimChar"/>
+                <w:b/>
+                <w:bCs/>
+              </w:rPr>
+              <w:t xml:space="preserve">bundle_listicle</w:t>
+            </w:r>
+          </w:p>
+        </w:tc>
+        <w:tc>
+          <w:tcPr/>
+          <w:p>
+            <w:pPr>
+              <w:pStyle w:val="Compact"/>
+            </w:pPr>
+            <w:r>
+              <w:rPr>
+                <w:b/>
+                <w:bCs/>
+              </w:rPr>
+              <w:t xml:space="preserve">Listicle Buy Box section (landing-page funnel)</w:t>
+            </w:r>
+          </w:p>
+        </w:tc>
+        <w:tc>
+          <w:tcPr/>
+          <w:p>
+            <w:pPr>
+              <w:pStyle w:val="Compact"/>
+            </w:pPr>
+            <w:r>
+              <w:rPr>
+                <w:b/>
+                <w:bCs/>
+              </w:rPr>
               <w:t xml:space="preserve">Tiered Percentage</w:t>
             </w:r>
           </w:p>
@@ -508,7 +556,7 @@
     </w:p>
     <w:bookmarkEnd w:id="10"/>
     <w:bookmarkEnd w:id="11"/>
-    <w:bookmarkStart w:id="16" w:name="discount-types"/>
+    <w:bookmarkStart w:id="17" w:name="discount-types"/>
     <w:p>
       <w:pPr>
         <w:pStyle w:val="Heading2"/>
@@ -1510,22 +1558,47 @@
         <w:t xml:space="preserve">- 4+ items → 30%</w:t>
       </w:r>
     </w:p>
-    <w:p>
-      <w:r>
-        <w:pict>
-          <v:rect style="width:0;height:1.5pt" o:hralign="center" o:hrstd="t" o:hr="t"/>
-        </w:pict>
-      </w:r>
-    </w:p>
     <w:bookmarkEnd w:id="15"/>
-    <w:bookmarkEnd w:id="16"/>
-    <w:bookmarkStart w:id="17" w:name="how-discounts-combine-examples"/>
-    <w:p>
-      <w:pPr>
-        <w:pStyle w:val="Heading2"/>
-      </w:pPr>
-      <w:r>
-        <w:t xml:space="preserve">How Discounts Combine (Examples)</w:t>
+    <w:bookmarkStart w:id="16" w:name="Xcb44c3901c5acfb290aa5098f039395fee466a7"/>
+    <w:p>
+      <w:pPr>
+        <w:pStyle w:val="Heading3"/>
+      </w:pPr>
+      <w:r>
+        <w:t xml:space="preserve">5. Listicle bundle discount (new — landing-page funnel)</w:t>
+      </w:r>
+    </w:p>
+    <w:p>
+      <w:pPr>
+        <w:pStyle w:val="FirstParagraph"/>
+      </w:pPr>
+      <w:r>
+        <w:t xml:space="preserve">Separate discount for the</w:t>
+      </w:r>
+      <w:r>
+        <w:t xml:space="preserve"> </w:t>
+      </w:r>
+      <w:r>
+        <w:rPr>
+          <w:b/>
+          <w:bCs/>
+        </w:rPr>
+        <w:t xml:space="preserve">Listicle Buy Box</w:t>
+      </w:r>
+      <w:r>
+        <w:t xml:space="preserve"> </w:t>
+      </w:r>
+      <w:r>
+        <w:t xml:space="preserve">section embedded in the listicle pages (e.g. </w:t>
+      </w:r>
+      <w:r>
+        <w:rPr>
+          <w:rStyle w:val="VerbatimChar"/>
+        </w:rPr>
+        <w:t xml:space="preserve">maison-listicle-morning</w:t>
+      </w:r>
+      <w:r>
+        <w:t xml:space="preserve">). Tiered percentage by quantity:</w:t>
       </w:r>
     </w:p>
     <w:tbl>
@@ -1549,18 +1622,18 @@
               <w:pStyle w:val="Compact"/>
             </w:pPr>
             <w:r>
-              <w:t xml:space="preserve">Scenario</w:t>
-            </w:r>
-          </w:p>
-        </w:tc>
-        <w:tc>
-          <w:tcPr/>
-          <w:p>
-            <w:pPr>
-              <w:pStyle w:val="Compact"/>
-            </w:pPr>
-            <w:r>
-              <w:t xml:space="preserve">PDP &amp; Cart show</w:t>
+              <w:t xml:space="preserve">Quantity</w:t>
+            </w:r>
+          </w:p>
+        </w:tc>
+        <w:tc>
+          <w:tcPr/>
+          <w:p>
+            <w:pPr>
+              <w:pStyle w:val="Compact"/>
+            </w:pPr>
+            <w:r>
+              <w:t xml:space="preserve">Discount (off variant base)</w:t>
             </w:r>
           </w:p>
         </w:tc>
@@ -1573,18 +1646,18 @@
               <w:pStyle w:val="Compact"/>
             </w:pPr>
             <w:r>
-              <w:t xml:space="preserve">1 bag, one-time</w:t>
-            </w:r>
-          </w:p>
-        </w:tc>
-        <w:tc>
-          <w:tcPr/>
-          <w:p>
-            <w:pPr>
-              <w:pStyle w:val="Compact"/>
-            </w:pPr>
-            <w:r>
-              <w:t xml:space="preserve">$39.95</w:t>
+              <w:t xml:space="preserve">1</w:t>
+            </w:r>
+          </w:p>
+        </w:tc>
+        <w:tc>
+          <w:tcPr/>
+          <w:p>
+            <w:pPr>
+              <w:pStyle w:val="Compact"/>
+            </w:pPr>
+            <w:r>
+              <w:t xml:space="preserve">0%</w:t>
             </w:r>
           </w:p>
         </w:tc>
@@ -1597,18 +1670,22 @@
               <w:pStyle w:val="Compact"/>
             </w:pPr>
             <w:r>
-              <w:t xml:space="preserve">2 bags, one-time</w:t>
-            </w:r>
-          </w:p>
-        </w:tc>
-        <w:tc>
-          <w:tcPr/>
-          <w:p>
-            <w:pPr>
-              <w:pStyle w:val="Compact"/>
-            </w:pPr>
-            <w:r>
-              <w:t xml:space="preserve">$75.90 ($37.95 × 2)</w:t>
+              <w:t xml:space="preserve">2</w:t>
+            </w:r>
+          </w:p>
+        </w:tc>
+        <w:tc>
+          <w:tcPr/>
+          <w:p>
+            <w:pPr>
+              <w:pStyle w:val="Compact"/>
+            </w:pPr>
+            <w:r>
+              <w:rPr>
+                <w:b/>
+                <w:bCs/>
+              </w:rPr>
+              <w:t xml:space="preserve">10%</w:t>
             </w:r>
           </w:p>
         </w:tc>
@@ -1621,18 +1698,108 @@
               <w:pStyle w:val="Compact"/>
             </w:pPr>
             <w:r>
-              <w:t xml:space="preserve">3 bags, one-time</w:t>
-            </w:r>
-          </w:p>
-        </w:tc>
-        <w:tc>
-          <w:tcPr/>
-          <w:p>
-            <w:pPr>
-              <w:pStyle w:val="Compact"/>
-            </w:pPr>
-            <w:r>
-              <w:t xml:space="preserve">$107.85</w:t>
+              <w:t xml:space="preserve">3</w:t>
+            </w:r>
+          </w:p>
+        </w:tc>
+        <w:tc>
+          <w:tcPr/>
+          <w:p>
+            <w:pPr>
+              <w:pStyle w:val="Compact"/>
+            </w:pPr>
+            <w:r>
+              <w:rPr>
+                <w:b/>
+                <w:bCs/>
+              </w:rPr>
+              <w:t xml:space="preserve">15%</w:t>
+            </w:r>
+          </w:p>
+        </w:tc>
+      </w:tr>
+    </w:tbl>
+    <w:p>
+      <w:pPr>
+        <w:pStyle w:val="BodyText"/>
+      </w:pPr>
+      <w:r>
+        <w:t xml:space="preserve">The subscription discount (15% via Loop)</w:t>
+      </w:r>
+      <w:r>
+        <w:t xml:space="preserve"> </w:t>
+      </w:r>
+      <w:r>
+        <w:rPr>
+          <w:b/>
+          <w:bCs/>
+        </w:rPr>
+        <w:t xml:space="preserve">stacks on top</w:t>
+      </w:r>
+      <w:r>
+        <w:t xml:space="preserve"> </w:t>
+      </w:r>
+      <w:r>
+        <w:t xml:space="preserve">— for 2/3 packs subscribe the effective discount is bundle% × subscription% (compound):</w:t>
+      </w:r>
+    </w:p>
+    <w:tbl>
+      <w:tblPr>
+        <w:tblStyle w:val="Table"/>
+        <w:tblW w:type="auto" w:w="0"/>
+        <w:tblLook w:firstRow="1" w:lastRow="0" w:firstColumn="0" w:lastColumn="0" w:noHBand="0" w:noVBand="0" w:val="0020"/>
+      </w:tblPr>
+      <w:tblGrid>
+        <w:gridCol w:w="1980"/>
+        <w:gridCol w:w="1980"/>
+        <w:gridCol w:w="1980"/>
+        <w:gridCol w:w="1980"/>
+      </w:tblGrid>
+      <w:tr>
+        <w:trPr>
+          <w:tblHeader w:val="on"/>
+        </w:trPr>
+        <w:tc>
+          <w:tcPr/>
+          <w:p>
+            <w:pPr>
+              <w:pStyle w:val="Compact"/>
+            </w:pPr>
+            <w:r>
+              <w:t xml:space="preserve">Scenario</w:t>
+            </w:r>
+          </w:p>
+        </w:tc>
+        <w:tc>
+          <w:tcPr/>
+          <w:p>
+            <w:pPr>
+              <w:pStyle w:val="Compact"/>
+            </w:pPr>
+            <w:r>
+              <w:t xml:space="preserve">Math</w:t>
+            </w:r>
+          </w:p>
+        </w:tc>
+        <w:tc>
+          <w:tcPr/>
+          <w:p>
+            <w:pPr>
+              <w:pStyle w:val="Compact"/>
+            </w:pPr>
+            <w:r>
+              <w:t xml:space="preserve">Per unit</w:t>
+            </w:r>
+          </w:p>
+        </w:tc>
+        <w:tc>
+          <w:tcPr/>
+          <w:p>
+            <w:pPr>
+              <w:pStyle w:val="Compact"/>
+            </w:pPr>
+            <w:r>
+              <w:t xml:space="preserve">Total</w:t>
             </w:r>
           </w:p>
         </w:tc>
@@ -1645,18 +1812,40 @@
               <w:pStyle w:val="Compact"/>
             </w:pPr>
             <w:r>
-              <w:t xml:space="preserve">1 bag, subscribe</w:t>
-            </w:r>
-          </w:p>
-        </w:tc>
-        <w:tc>
-          <w:tcPr/>
-          <w:p>
-            <w:pPr>
-              <w:pStyle w:val="Compact"/>
-            </w:pPr>
-            <w:r>
-              <w:t xml:space="preserve">$33.96 (Loop −15%)</w:t>
+              <w:t xml:space="preserve">1 bag, one-time</w:t>
+            </w:r>
+          </w:p>
+        </w:tc>
+        <w:tc>
+          <w:tcPr/>
+          <w:p>
+            <w:pPr>
+              <w:pStyle w:val="Compact"/>
+            </w:pPr>
+            <w:r>
+              <w:t xml:space="preserve">$39.95</w:t>
+            </w:r>
+          </w:p>
+        </w:tc>
+        <w:tc>
+          <w:tcPr/>
+          <w:p>
+            <w:pPr>
+              <w:pStyle w:val="Compact"/>
+            </w:pPr>
+            <w:r>
+              <w:t xml:space="preserve">$39.95</w:t>
+            </w:r>
+          </w:p>
+        </w:tc>
+        <w:tc>
+          <w:tcPr/>
+          <w:p>
+            <w:pPr>
+              <w:pStyle w:val="Compact"/>
+            </w:pPr>
+            <w:r>
+              <w:t xml:space="preserve">$39.95</w:t>
             </w:r>
           </w:p>
         </w:tc>
@@ -1669,18 +1858,40 @@
               <w:pStyle w:val="Compact"/>
             </w:pPr>
             <w:r>
-              <w:t xml:space="preserve">2 bags, subscribe</w:t>
-            </w:r>
-          </w:p>
-        </w:tc>
-        <w:tc>
-          <w:tcPr/>
-          <w:p>
-            <w:pPr>
-              <w:pStyle w:val="Compact"/>
-            </w:pPr>
-            <w:r>
-              <w:t xml:space="preserve">$63.92 ($33.96 × 2 − $4 EPD)</w:t>
+              <w:t xml:space="preserve">2 bags, one-time</w:t>
+            </w:r>
+          </w:p>
+        </w:tc>
+        <w:tc>
+          <w:tcPr/>
+          <w:p>
+            <w:pPr>
+              <w:pStyle w:val="Compact"/>
+            </w:pPr>
+            <w:r>
+              <w:t xml:space="preserve">$39.95 × 0.9</w:t>
+            </w:r>
+          </w:p>
+        </w:tc>
+        <w:tc>
+          <w:tcPr/>
+          <w:p>
+            <w:pPr>
+              <w:pStyle w:val="Compact"/>
+            </w:pPr>
+            <w:r>
+              <w:t xml:space="preserve">$35.96</w:t>
+            </w:r>
+          </w:p>
+        </w:tc>
+        <w:tc>
+          <w:tcPr/>
+          <w:p>
+            <w:pPr>
+              <w:pStyle w:val="Compact"/>
+            </w:pPr>
+            <w:r>
+              <w:t xml:space="preserve">$71.91</w:t>
             </w:r>
           </w:p>
         </w:tc>
@@ -1693,18 +1904,40 @@
               <w:pStyle w:val="Compact"/>
             </w:pPr>
             <w:r>
-              <w:t xml:space="preserve">3 bags, subscribe</w:t>
-            </w:r>
-          </w:p>
-        </w:tc>
-        <w:tc>
-          <w:tcPr/>
-          <w:p>
-            <w:pPr>
-              <w:pStyle w:val="Compact"/>
-            </w:pPr>
-            <w:r>
-              <w:t xml:space="preserve">$89.88</w:t>
+              <w:t xml:space="preserve">3 bags, one-time</w:t>
+            </w:r>
+          </w:p>
+        </w:tc>
+        <w:tc>
+          <w:tcPr/>
+          <w:p>
+            <w:pPr>
+              <w:pStyle w:val="Compact"/>
+            </w:pPr>
+            <w:r>
+              <w:t xml:space="preserve">$39.95 × 0.85</w:t>
+            </w:r>
+          </w:p>
+        </w:tc>
+        <w:tc>
+          <w:tcPr/>
+          <w:p>
+            <w:pPr>
+              <w:pStyle w:val="Compact"/>
+            </w:pPr>
+            <w:r>
+              <w:t xml:space="preserve">$33.96</w:t>
+            </w:r>
+          </w:p>
+        </w:tc>
+        <w:tc>
+          <w:tcPr/>
+          <w:p>
+            <w:pPr>
+              <w:pStyle w:val="Compact"/>
+            </w:pPr>
+            <w:r>
+              <w:t xml:space="preserve">$101.87</w:t>
             </w:r>
           </w:p>
         </w:tc>
@@ -1717,7 +1950,29 @@
               <w:pStyle w:val="Compact"/>
             </w:pPr>
             <w:r>
-              <w:t xml:space="preserve">1 bag, pre-order, one-time</w:t>
+              <w:t xml:space="preserve">1 bag, subscribe</w:t>
+            </w:r>
+          </w:p>
+        </w:tc>
+        <w:tc>
+          <w:tcPr/>
+          <w:p>
+            <w:pPr>
+              <w:pStyle w:val="Compact"/>
+            </w:pPr>
+            <w:r>
+              <w:t xml:space="preserve">$39.95 × 0.85</w:t>
+            </w:r>
+          </w:p>
+        </w:tc>
+        <w:tc>
+          <w:tcPr/>
+          <w:p>
+            <w:pPr>
+              <w:pStyle w:val="Compact"/>
+            </w:pPr>
+            <w:r>
+              <w:t xml:space="preserve">$33.96</w:t>
             </w:r>
           </w:p>
         </w:tc>
@@ -1741,18 +1996,44 @@
               <w:pStyle w:val="Compact"/>
             </w:pPr>
             <w:r>
-              <w:t xml:space="preserve">2 bags, pre-order, one-time</w:t>
-            </w:r>
-          </w:p>
-        </w:tc>
-        <w:tc>
-          <w:tcPr/>
-          <w:p>
-            <w:pPr>
-              <w:pStyle w:val="Compact"/>
-            </w:pPr>
-            <w:r>
-              <w:t xml:space="preserve">$63.92</w:t>
+              <w:t xml:space="preserve">2 bags, subscribe</w:t>
+            </w:r>
+          </w:p>
+        </w:tc>
+        <w:tc>
+          <w:tcPr/>
+          <w:p>
+            <w:pPr>
+              <w:pStyle w:val="Compact"/>
+            </w:pPr>
+            <w:r>
+              <w:t xml:space="preserve">round(3596 × 0.85)</w:t>
+            </w:r>
+          </w:p>
+        </w:tc>
+        <w:tc>
+          <w:tcPr/>
+          <w:p>
+            <w:pPr>
+              <w:pStyle w:val="Compact"/>
+            </w:pPr>
+            <w:r>
+              <w:t xml:space="preserve">$30.57</w:t>
+            </w:r>
+          </w:p>
+        </w:tc>
+        <w:tc>
+          <w:tcPr/>
+          <w:p>
+            <w:pPr>
+              <w:pStyle w:val="Compact"/>
+            </w:pPr>
+            <w:r>
+              <w:rPr>
+                <w:b/>
+                <w:bCs/>
+              </w:rPr>
+              <w:t xml:space="preserve">$61.14</w:t>
             </w:r>
           </w:p>
         </w:tc>
@@ -1765,23 +2046,454 @@
               <w:pStyle w:val="Compact"/>
             </w:pPr>
             <w:r>
-              <w:t xml:space="preserve">2 bags, pre-order, subscribe</w:t>
-            </w:r>
-          </w:p>
-        </w:tc>
-        <w:tc>
-          <w:tcPr/>
-          <w:p>
-            <w:pPr>
-              <w:pStyle w:val="Compact"/>
-            </w:pPr>
-            <w:r>
-              <w:t xml:space="preserve">$51.94</w:t>
+              <w:t xml:space="preserve">3 bags, subscribe</w:t>
+            </w:r>
+          </w:p>
+        </w:tc>
+        <w:tc>
+          <w:tcPr/>
+          <w:p>
+            <w:pPr>
+              <w:pStyle w:val="Compact"/>
+            </w:pPr>
+            <w:r>
+              <w:t xml:space="preserve">round(3396 × 0.85)</w:t>
+            </w:r>
+          </w:p>
+        </w:tc>
+        <w:tc>
+          <w:tcPr/>
+          <w:p>
+            <w:pPr>
+              <w:pStyle w:val="Compact"/>
+            </w:pPr>
+            <w:r>
+              <w:t xml:space="preserve">$28.87</w:t>
+            </w:r>
+          </w:p>
+        </w:tc>
+        <w:tc>
+          <w:tcPr/>
+          <w:p>
+            <w:pPr>
+              <w:pStyle w:val="Compact"/>
+            </w:pPr>
+            <w:r>
+              <w:rPr>
+                <w:b/>
+                <w:bCs/>
+              </w:rPr>
+              <w:t xml:space="preserve">$86.61</w:t>
             </w:r>
           </w:p>
         </w:tc>
       </w:tr>
     </w:tbl>
+    <w:p>
+      <w:pPr>
+        <w:pStyle w:val="BodyText"/>
+      </w:pPr>
+      <w:r>
+        <w:rPr>
+          <w:b/>
+          <w:bCs/>
+        </w:rPr>
+        <w:t xml:space="preserve">Where to change it:</w:t>
+      </w:r>
+    </w:p>
+    <w:p>
+      <w:pPr>
+        <w:pStyle w:val="Compact"/>
+        <w:numPr>
+          <w:ilvl w:val="0"/>
+          <w:numId w:val="1008"/>
+        </w:numPr>
+      </w:pPr>
+      <w:r>
+        <w:rPr>
+          <w:b/>
+          <w:bCs/>
+        </w:rPr>
+        <w:t xml:space="preserve">PDP prices (one-time):</w:t>
+      </w:r>
+      <w:r>
+        <w:t xml:space="preserve"> </w:t>
+      </w:r>
+      <w:r>
+        <w:t xml:space="preserve">Customizer → section</w:t>
+      </w:r>
+      <w:r>
+        <w:t xml:space="preserve"> </w:t>
+      </w:r>
+      <w:r>
+        <w:rPr>
+          <w:b/>
+          <w:bCs/>
+        </w:rPr>
+        <w:t xml:space="preserve">Listicle Buy Box</w:t>
+      </w:r>
+      <w:r>
+        <w:t xml:space="preserve"> </w:t>
+      </w:r>
+      <w:r>
+        <w:t xml:space="preserve">→</w:t>
+      </w:r>
+      <w:r>
+        <w:t xml:space="preserve"> </w:t>
+      </w:r>
+      <w:r>
+        <w:rPr>
+          <w:b/>
+          <w:bCs/>
+        </w:rPr>
+        <w:t xml:space="preserve">Pack Option</w:t>
+      </w:r>
+      <w:r>
+        <w:t xml:space="preserve"> </w:t>
+      </w:r>
+      <w:r>
+        <w:t xml:space="preserve">blocks →</w:t>
+      </w:r>
+      <w:r>
+        <w:t xml:space="preserve"> </w:t>
+      </w:r>
+      <w:r>
+        <w:rPr>
+          <w:rStyle w:val="VerbatimChar"/>
+        </w:rPr>
+        <w:t xml:space="preserve">Price per unit (cents)</w:t>
+      </w:r>
+      <w:r>
+        <w:t xml:space="preserve"> </w:t>
+      </w:r>
+      <w:r>
+        <w:t xml:space="preserve">field OR</w:t>
+      </w:r>
+      <w:r>
+        <w:t xml:space="preserve"> </w:t>
+      </w:r>
+      <w:r>
+        <w:rPr>
+          <w:rStyle w:val="VerbatimChar"/>
+        </w:rPr>
+        <w:t xml:space="preserve">Discount multiplier</w:t>
+      </w:r>
+      <w:r>
+        <w:t xml:space="preserve"> </w:t>
+      </w:r>
+      <w:r>
+        <w:t xml:space="preserve">(e.g. </w:t>
+      </w:r>
+      <w:r>
+        <w:rPr>
+          <w:rStyle w:val="VerbatimChar"/>
+        </w:rPr>
+        <w:t xml:space="preserve">0.9</w:t>
+      </w:r>
+      <w:r>
+        <w:t xml:space="preserve"> </w:t>
+      </w:r>
+      <w:r>
+        <w:t xml:space="preserve">for 10% off).</w:t>
+      </w:r>
+    </w:p>
+    <w:p>
+      <w:pPr>
+        <w:pStyle w:val="Compact"/>
+        <w:numPr>
+          <w:ilvl w:val="0"/>
+          <w:numId w:val="1008"/>
+        </w:numPr>
+      </w:pPr>
+      <w:r>
+        <w:rPr>
+          <w:b/>
+          <w:bCs/>
+        </w:rPr>
+        <w:t xml:space="preserve">Subscription %:</w:t>
+      </w:r>
+      <w:r>
+        <w:t xml:space="preserve"> </w:t>
+      </w:r>
+      <w:r>
+        <w:t xml:space="preserve">Customizer → section</w:t>
+      </w:r>
+      <w:r>
+        <w:t xml:space="preserve"> </w:t>
+      </w:r>
+      <w:r>
+        <w:rPr>
+          <w:b/>
+          <w:bCs/>
+        </w:rPr>
+        <w:t xml:space="preserve">Listicle Buy Box</w:t>
+      </w:r>
+      <w:r>
+        <w:t xml:space="preserve"> </w:t>
+      </w:r>
+      <w:r>
+        <w:t xml:space="preserve">→</w:t>
+      </w:r>
+      <w:r>
+        <w:t xml:space="preserve"> </w:t>
+      </w:r>
+      <w:r>
+        <w:rPr>
+          <w:rStyle w:val="VerbatimChar"/>
+        </w:rPr>
+        <w:t xml:space="preserve">Subscription discount (%)</w:t>
+      </w:r>
+      <w:r>
+        <w:t xml:space="preserve"> </w:t>
+      </w:r>
+      <w:r>
+        <w:t xml:space="preserve">(default</w:t>
+      </w:r>
+      <w:r>
+        <w:t xml:space="preserve"> </w:t>
+      </w:r>
+      <w:r>
+        <w:rPr>
+          <w:rStyle w:val="VerbatimChar"/>
+        </w:rPr>
+        <w:t xml:space="preserve">15</w:t>
+      </w:r>
+      <w:r>
+        <w:t xml:space="preserve">)</w:t>
+      </w:r>
+    </w:p>
+    <w:p>
+      <w:pPr>
+        <w:pStyle w:val="Compact"/>
+        <w:numPr>
+          <w:ilvl w:val="0"/>
+          <w:numId w:val="1008"/>
+        </w:numPr>
+      </w:pPr>
+      <w:r>
+        <w:rPr>
+          <w:b/>
+          <w:bCs/>
+        </w:rPr>
+        <w:t xml:space="preserve">Plan ID per pack:</w:t>
+      </w:r>
+      <w:r>
+        <w:t xml:space="preserve"> </w:t>
+      </w:r>
+      <w:r>
+        <w:t xml:space="preserve">same as PDP — Pack Option →</w:t>
+      </w:r>
+      <w:r>
+        <w:t xml:space="preserve"> </w:t>
+      </w:r>
+      <w:r>
+        <w:rPr>
+          <w:rStyle w:val="VerbatimChar"/>
+        </w:rPr>
+        <w:t xml:space="preserve">Subscription Plan ID (Loop)</w:t>
+      </w:r>
+    </w:p>
+    <w:p>
+      <w:pPr>
+        <w:pStyle w:val="Compact"/>
+        <w:numPr>
+          <w:ilvl w:val="0"/>
+          <w:numId w:val="1008"/>
+        </w:numPr>
+      </w:pPr>
+      <w:r>
+        <w:rPr>
+          <w:b/>
+          <w:bCs/>
+        </w:rPr>
+        <w:t xml:space="preserve">Checkout discount:</w:t>
+      </w:r>
+      <w:r>
+        <w:t xml:space="preserve"> </w:t>
+      </w:r>
+      <w:r>
+        <w:t xml:space="preserve">Admin → Apps →</w:t>
+      </w:r>
+      <w:r>
+        <w:t xml:space="preserve"> </w:t>
+      </w:r>
+      <w:r>
+        <w:rPr>
+          <w:b/>
+          <w:bCs/>
+        </w:rPr>
+        <w:t xml:space="preserve">Every Possible Discount</w:t>
+      </w:r>
+      <w:r>
+        <w:t xml:space="preserve"> </w:t>
+      </w:r>
+      <w:r>
+        <w:t xml:space="preserve">→ function</w:t>
+      </w:r>
+      <w:r>
+        <w:t xml:space="preserve"> </w:t>
+      </w:r>
+      <w:r>
+        <w:rPr>
+          <w:rStyle w:val="VerbatimChar"/>
+        </w:rPr>
+        <w:t xml:space="preserve">bundle_listicle</w:t>
+      </w:r>
+      <w:r>
+        <w:t xml:space="preserve"> </w:t>
+      </w:r>
+      <w:r>
+        <w:t xml:space="preserve">→ tiers (Tiered Percentage):</w:t>
+      </w:r>
+    </w:p>
+    <w:p>
+      <w:pPr>
+        <w:pStyle w:val="Compact"/>
+        <w:numPr>
+          <w:ilvl w:val="1"/>
+          <w:numId w:val="1009"/>
+        </w:numPr>
+      </w:pPr>
+      <w:r>
+        <w:t xml:space="preserve">1 →</w:t>
+      </w:r>
+      <w:r>
+        <w:t xml:space="preserve"> </w:t>
+      </w:r>
+      <w:r>
+        <w:rPr>
+          <w:rStyle w:val="VerbatimChar"/>
+        </w:rPr>
+        <w:t xml:space="preserve">0%</w:t>
+      </w:r>
+    </w:p>
+    <w:p>
+      <w:pPr>
+        <w:pStyle w:val="Compact"/>
+        <w:numPr>
+          <w:ilvl w:val="1"/>
+          <w:numId w:val="1009"/>
+        </w:numPr>
+      </w:pPr>
+      <w:r>
+        <w:t xml:space="preserve">2 →</w:t>
+      </w:r>
+      <w:r>
+        <w:t xml:space="preserve"> </w:t>
+      </w:r>
+      <w:r>
+        <w:rPr>
+          <w:rStyle w:val="VerbatimChar"/>
+        </w:rPr>
+        <w:t xml:space="preserve">10%</w:t>
+      </w:r>
+    </w:p>
+    <w:p>
+      <w:pPr>
+        <w:pStyle w:val="Compact"/>
+        <w:numPr>
+          <w:ilvl w:val="1"/>
+          <w:numId w:val="1009"/>
+        </w:numPr>
+      </w:pPr>
+      <w:r>
+        <w:t xml:space="preserve">3 →</w:t>
+      </w:r>
+      <w:r>
+        <w:t xml:space="preserve"> </w:t>
+      </w:r>
+      <w:r>
+        <w:rPr>
+          <w:rStyle w:val="VerbatimChar"/>
+        </w:rPr>
+        <w:t xml:space="preserve">15%</w:t>
+      </w:r>
+    </w:p>
+    <w:p>
+      <w:pPr>
+        <w:pStyle w:val="Compact"/>
+        <w:numPr>
+          <w:ilvl w:val="0"/>
+          <w:numId w:val="1008"/>
+        </w:numPr>
+      </w:pPr>
+      <w:r>
+        <w:rPr>
+          <w:b/>
+          <w:bCs/>
+        </w:rPr>
+        <w:t xml:space="preserve">EPD bucket trigger</w:t>
+      </w:r>
+      <w:r>
+        <w:t xml:space="preserve"> </w:t>
+      </w:r>
+      <w:r>
+        <w:t xml:space="preserve">(developer note): each cart item from the listicle buy-box gets</w:t>
+      </w:r>
+      <w:r>
+        <w:t xml:space="preserve"> </w:t>
+      </w:r>
+      <w:r>
+        <w:rPr>
+          <w:rStyle w:val="VerbatimChar"/>
+        </w:rPr>
+        <w:t xml:space="preserve">_mc_discount_bucket: bundle_listicle</w:t>
+      </w:r>
+      <w:r>
+        <w:t xml:space="preserve"> </w:t>
+      </w:r>
+      <w:r>
+        <w:t xml:space="preserve">line item property. If the client wants to rename the bucket, do it via Customizer →</w:t>
+      </w:r>
+      <w:r>
+        <w:t xml:space="preserve"> </w:t>
+      </w:r>
+      <w:r>
+        <w:rPr>
+          <w:rStyle w:val="VerbatimChar"/>
+        </w:rPr>
+        <w:t xml:space="preserve">Listicle Buy Box → EPD discount bucket</w:t>
+      </w:r>
+      <w:r>
+        <w:t xml:space="preserve"> </w:t>
+      </w:r>
+      <w:r>
+        <w:t xml:space="preserve">AND in the EPD function condition Value.</w:t>
+      </w:r>
+    </w:p>
+    <w:p>
+      <w:pPr>
+        <w:pStyle w:val="BlockText"/>
+      </w:pPr>
+      <w:r>
+        <w:rPr>
+          <w:b/>
+          <w:bCs/>
+        </w:rPr>
+        <w:t xml:space="preserve">Pre-order is not supported</w:t>
+      </w:r>
+      <w:r>
+        <w:t xml:space="preserve"> </w:t>
+      </w:r>
+      <w:r>
+        <w:t xml:space="preserve">in Listicle Buy Box (by design — funnel for in-stock products). No</w:t>
+      </w:r>
+      <w:r>
+        <w:t xml:space="preserve"> </w:t>
+      </w:r>
+      <w:r>
+        <w:rPr>
+          <w:rStyle w:val="VerbatimChar"/>
+        </w:rPr>
+        <w:t xml:space="preserve">bundle_listicle_preorder</w:t>
+      </w:r>
+      <w:r>
+        <w:t xml:space="preserve"> </w:t>
+      </w:r>
+      <w:r>
+        <w:t xml:space="preserve">function in EPD.</w:t>
+      </w:r>
+    </w:p>
     <w:p>
       <w:r>
         <w:pict>
@@ -1789,8 +2501,280 @@
         </w:pict>
       </w:r>
     </w:p>
+    <w:bookmarkEnd w:id="16"/>
     <w:bookmarkEnd w:id="17"/>
-    <w:bookmarkStart w:id="18" w:name="quick-reference-table"/>
+    <w:bookmarkStart w:id="18" w:name="how-discounts-combine-examples"/>
+    <w:p>
+      <w:pPr>
+        <w:pStyle w:val="Heading2"/>
+      </w:pPr>
+      <w:r>
+        <w:t xml:space="preserve">How Discounts Combine (Examples)</w:t>
+      </w:r>
+    </w:p>
+    <w:tbl>
+      <w:tblPr>
+        <w:tblStyle w:val="Table"/>
+        <w:tblW w:type="auto" w:w="0"/>
+        <w:tblLook w:firstRow="1" w:lastRow="0" w:firstColumn="0" w:lastColumn="0" w:noHBand="0" w:noVBand="0" w:val="0020"/>
+      </w:tblPr>
+      <w:tblGrid>
+        <w:gridCol w:w="3960"/>
+        <w:gridCol w:w="3960"/>
+      </w:tblGrid>
+      <w:tr>
+        <w:trPr>
+          <w:tblHeader w:val="on"/>
+        </w:trPr>
+        <w:tc>
+          <w:tcPr/>
+          <w:p>
+            <w:pPr>
+              <w:pStyle w:val="Compact"/>
+            </w:pPr>
+            <w:r>
+              <w:t xml:space="preserve">Scenario</w:t>
+            </w:r>
+          </w:p>
+        </w:tc>
+        <w:tc>
+          <w:tcPr/>
+          <w:p>
+            <w:pPr>
+              <w:pStyle w:val="Compact"/>
+            </w:pPr>
+            <w:r>
+              <w:t xml:space="preserve">PDP &amp; Cart show</w:t>
+            </w:r>
+          </w:p>
+        </w:tc>
+      </w:tr>
+      <w:tr>
+        <w:tc>
+          <w:tcPr/>
+          <w:p>
+            <w:pPr>
+              <w:pStyle w:val="Compact"/>
+            </w:pPr>
+            <w:r>
+              <w:t xml:space="preserve">1 bag, one-time</w:t>
+            </w:r>
+          </w:p>
+        </w:tc>
+        <w:tc>
+          <w:tcPr/>
+          <w:p>
+            <w:pPr>
+              <w:pStyle w:val="Compact"/>
+            </w:pPr>
+            <w:r>
+              <w:t xml:space="preserve">$39.95</w:t>
+            </w:r>
+          </w:p>
+        </w:tc>
+      </w:tr>
+      <w:tr>
+        <w:tc>
+          <w:tcPr/>
+          <w:p>
+            <w:pPr>
+              <w:pStyle w:val="Compact"/>
+            </w:pPr>
+            <w:r>
+              <w:t xml:space="preserve">2 bags, one-time</w:t>
+            </w:r>
+          </w:p>
+        </w:tc>
+        <w:tc>
+          <w:tcPr/>
+          <w:p>
+            <w:pPr>
+              <w:pStyle w:val="Compact"/>
+            </w:pPr>
+            <w:r>
+              <w:t xml:space="preserve">$75.90 ($37.95 × 2)</w:t>
+            </w:r>
+          </w:p>
+        </w:tc>
+      </w:tr>
+      <w:tr>
+        <w:tc>
+          <w:tcPr/>
+          <w:p>
+            <w:pPr>
+              <w:pStyle w:val="Compact"/>
+            </w:pPr>
+            <w:r>
+              <w:t xml:space="preserve">3 bags, one-time</w:t>
+            </w:r>
+          </w:p>
+        </w:tc>
+        <w:tc>
+          <w:tcPr/>
+          <w:p>
+            <w:pPr>
+              <w:pStyle w:val="Compact"/>
+            </w:pPr>
+            <w:r>
+              <w:t xml:space="preserve">$107.85</w:t>
+            </w:r>
+          </w:p>
+        </w:tc>
+      </w:tr>
+      <w:tr>
+        <w:tc>
+          <w:tcPr/>
+          <w:p>
+            <w:pPr>
+              <w:pStyle w:val="Compact"/>
+            </w:pPr>
+            <w:r>
+              <w:t xml:space="preserve">1 bag, subscribe</w:t>
+            </w:r>
+          </w:p>
+        </w:tc>
+        <w:tc>
+          <w:tcPr/>
+          <w:p>
+            <w:pPr>
+              <w:pStyle w:val="Compact"/>
+            </w:pPr>
+            <w:r>
+              <w:t xml:space="preserve">$33.96 (Loop −15%)</w:t>
+            </w:r>
+          </w:p>
+        </w:tc>
+      </w:tr>
+      <w:tr>
+        <w:tc>
+          <w:tcPr/>
+          <w:p>
+            <w:pPr>
+              <w:pStyle w:val="Compact"/>
+            </w:pPr>
+            <w:r>
+              <w:t xml:space="preserve">2 bags, subscribe</w:t>
+            </w:r>
+          </w:p>
+        </w:tc>
+        <w:tc>
+          <w:tcPr/>
+          <w:p>
+            <w:pPr>
+              <w:pStyle w:val="Compact"/>
+            </w:pPr>
+            <w:r>
+              <w:t xml:space="preserve">$63.92 ($33.96 × 2 − $4 EPD)</w:t>
+            </w:r>
+          </w:p>
+        </w:tc>
+      </w:tr>
+      <w:tr>
+        <w:tc>
+          <w:tcPr/>
+          <w:p>
+            <w:pPr>
+              <w:pStyle w:val="Compact"/>
+            </w:pPr>
+            <w:r>
+              <w:t xml:space="preserve">3 bags, subscribe</w:t>
+            </w:r>
+          </w:p>
+        </w:tc>
+        <w:tc>
+          <w:tcPr/>
+          <w:p>
+            <w:pPr>
+              <w:pStyle w:val="Compact"/>
+            </w:pPr>
+            <w:r>
+              <w:t xml:space="preserve">$89.88</w:t>
+            </w:r>
+          </w:p>
+        </w:tc>
+      </w:tr>
+      <w:tr>
+        <w:tc>
+          <w:tcPr/>
+          <w:p>
+            <w:pPr>
+              <w:pStyle w:val="Compact"/>
+            </w:pPr>
+            <w:r>
+              <w:t xml:space="preserve">1 bag, pre-order, one-time</w:t>
+            </w:r>
+          </w:p>
+        </w:tc>
+        <w:tc>
+          <w:tcPr/>
+          <w:p>
+            <w:pPr>
+              <w:pStyle w:val="Compact"/>
+            </w:pPr>
+            <w:r>
+              <w:t xml:space="preserve">$33.96</w:t>
+            </w:r>
+          </w:p>
+        </w:tc>
+      </w:tr>
+      <w:tr>
+        <w:tc>
+          <w:tcPr/>
+          <w:p>
+            <w:pPr>
+              <w:pStyle w:val="Compact"/>
+            </w:pPr>
+            <w:r>
+              <w:t xml:space="preserve">2 bags, pre-order, one-time</w:t>
+            </w:r>
+          </w:p>
+        </w:tc>
+        <w:tc>
+          <w:tcPr/>
+          <w:p>
+            <w:pPr>
+              <w:pStyle w:val="Compact"/>
+            </w:pPr>
+            <w:r>
+              <w:t xml:space="preserve">$63.92</w:t>
+            </w:r>
+          </w:p>
+        </w:tc>
+      </w:tr>
+      <w:tr>
+        <w:tc>
+          <w:tcPr/>
+          <w:p>
+            <w:pPr>
+              <w:pStyle w:val="Compact"/>
+            </w:pPr>
+            <w:r>
+              <w:t xml:space="preserve">2 bags, pre-order, subscribe</w:t>
+            </w:r>
+          </w:p>
+        </w:tc>
+        <w:tc>
+          <w:tcPr/>
+          <w:p>
+            <w:pPr>
+              <w:pStyle w:val="Compact"/>
+            </w:pPr>
+            <w:r>
+              <w:t xml:space="preserve">$51.94</w:t>
+            </w:r>
+          </w:p>
+        </w:tc>
+      </w:tr>
+    </w:tbl>
+    <w:p>
+      <w:r>
+        <w:pict>
+          <v:rect style="width:0;height:1.5pt" o:hralign="center" o:hrstd="t" o:hr="t"/>
+        </w:pict>
+      </w:r>
+    </w:p>
+    <w:bookmarkEnd w:id="18"/>
+    <w:bookmarkStart w:id="19" w:name="quick-reference-table"/>
     <w:p>
       <w:pPr>
         <w:pStyle w:val="Heading2"/>
@@ -2194,6 +3178,160 @@
           </w:p>
         </w:tc>
       </w:tr>
+      <w:tr>
+        <w:tc>
+          <w:tcPr/>
+          <w:p>
+            <w:pPr>
+              <w:pStyle w:val="Compact"/>
+            </w:pPr>
+            <w:r>
+              <w:t xml:space="preserve">Listicle bundle % (PDP)</w:t>
+            </w:r>
+          </w:p>
+        </w:tc>
+        <w:tc>
+          <w:tcPr/>
+          <w:p>
+            <w:pPr>
+              <w:pStyle w:val="Compact"/>
+            </w:pPr>
+            <w:r>
+              <w:t xml:space="preserve">Customizer → Listicle Buy Box → Pack Option →</w:t>
+            </w:r>
+            <w:r>
+              <w:t xml:space="preserve"> </w:t>
+            </w:r>
+            <w:r>
+              <w:rPr>
+                <w:rStyle w:val="VerbatimChar"/>
+              </w:rPr>
+              <w:t xml:space="preserve">Discount multiplier</w:t>
+            </w:r>
+          </w:p>
+        </w:tc>
+      </w:tr>
+      <w:tr>
+        <w:tc>
+          <w:tcPr/>
+          <w:p>
+            <w:pPr>
+              <w:pStyle w:val="Compact"/>
+            </w:pPr>
+            <w:r>
+              <w:t xml:space="preserve">Listicle subscription % (PDP)</w:t>
+            </w:r>
+          </w:p>
+        </w:tc>
+        <w:tc>
+          <w:tcPr/>
+          <w:p>
+            <w:pPr>
+              <w:pStyle w:val="Compact"/>
+            </w:pPr>
+            <w:r>
+              <w:t xml:space="preserve">Customizer → Listicle Buy Box →</w:t>
+            </w:r>
+            <w:r>
+              <w:t xml:space="preserve"> </w:t>
+            </w:r>
+            <w:r>
+              <w:rPr>
+                <w:rStyle w:val="VerbatimChar"/>
+              </w:rPr>
+              <w:t xml:space="preserve">Subscription discount (%)</w:t>
+            </w:r>
+          </w:p>
+        </w:tc>
+      </w:tr>
+      <w:tr>
+        <w:tc>
+          <w:tcPr/>
+          <w:p>
+            <w:pPr>
+              <w:pStyle w:val="Compact"/>
+            </w:pPr>
+            <w:r>
+              <w:t xml:space="preserve">Listicle bundle % (checkout)</w:t>
+            </w:r>
+          </w:p>
+        </w:tc>
+        <w:tc>
+          <w:tcPr/>
+          <w:p>
+            <w:pPr>
+              <w:pStyle w:val="Compact"/>
+            </w:pPr>
+            <w:r>
+              <w:t xml:space="preserve">Admin → Apps →</w:t>
+            </w:r>
+            <w:r>
+              <w:t xml:space="preserve"> </w:t>
+            </w:r>
+            <w:r>
+              <w:rPr>
+                <w:b/>
+                <w:bCs/>
+              </w:rPr>
+              <w:t xml:space="preserve">EPD</w:t>
+            </w:r>
+            <w:r>
+              <w:t xml:space="preserve"> </w:t>
+            </w:r>
+            <w:r>
+              <w:t xml:space="preserve">→</w:t>
+            </w:r>
+            <w:r>
+              <w:t xml:space="preserve"> </w:t>
+            </w:r>
+            <w:r>
+              <w:rPr>
+                <w:rStyle w:val="VerbatimChar"/>
+              </w:rPr>
+              <w:t xml:space="preserve">bundle_listicle</w:t>
+            </w:r>
+            <w:r>
+              <w:t xml:space="preserve"> </w:t>
+            </w:r>
+            <w:r>
+              <w:t xml:space="preserve">→ tier discount</w:t>
+            </w:r>
+          </w:p>
+        </w:tc>
+      </w:tr>
+      <w:tr>
+        <w:tc>
+          <w:tcPr/>
+          <w:p>
+            <w:pPr>
+              <w:pStyle w:val="Compact"/>
+            </w:pPr>
+            <w:r>
+              <w:t xml:space="preserve">Listicle EPD bucket name</w:t>
+            </w:r>
+          </w:p>
+        </w:tc>
+        <w:tc>
+          <w:tcPr/>
+          <w:p>
+            <w:pPr>
+              <w:pStyle w:val="Compact"/>
+            </w:pPr>
+            <w:r>
+              <w:t xml:space="preserve">Customizer → Listicle Buy Box →</w:t>
+            </w:r>
+            <w:r>
+              <w:t xml:space="preserve"> </w:t>
+            </w:r>
+            <w:r>
+              <w:rPr>
+                <w:rStyle w:val="VerbatimChar"/>
+              </w:rPr>
+              <w:t xml:space="preserve">EPD discount bucket</w:t>
+            </w:r>
+          </w:p>
+        </w:tc>
+      </w:tr>
     </w:tbl>
     <w:p>
       <w:r>
@@ -2202,8 +3340,8 @@
         </w:pict>
       </w:r>
     </w:p>
-    <w:bookmarkEnd w:id="18"/>
-    <w:bookmarkStart w:id="24" w:name="examples"/>
+    <w:bookmarkEnd w:id="19"/>
+    <w:bookmarkStart w:id="25" w:name="examples"/>
     <w:p>
       <w:pPr>
         <w:pStyle w:val="Heading2"/>
@@ -2212,7 +3350,7 @@
         <w:t xml:space="preserve">Examples</w:t>
       </w:r>
     </w:p>
-    <w:bookmarkStart w:id="19" w:name="X3f0b62e8091308752ebb1f702746bf2ba9a1c88"/>
+    <w:bookmarkStart w:id="20" w:name="X3f0b62e8091308752ebb1f702746bf2ba9a1c88"/>
     <w:p>
       <w:pPr>
         <w:pStyle w:val="Heading3"/>
@@ -2226,7 +3364,7 @@
         <w:pStyle w:val="Compact"/>
         <w:numPr>
           <w:ilvl w:val="0"/>
-          <w:numId w:val="1008"/>
+          <w:numId w:val="1010"/>
         </w:numPr>
       </w:pPr>
       <w:r>
@@ -2271,7 +3409,7 @@
         <w:pStyle w:val="Compact"/>
         <w:numPr>
           <w:ilvl w:val="0"/>
-          <w:numId w:val="1008"/>
+          <w:numId w:val="1010"/>
         </w:numPr>
       </w:pPr>
       <w:r>
@@ -2313,7 +3451,7 @@
         <w:pStyle w:val="Compact"/>
         <w:numPr>
           <w:ilvl w:val="0"/>
-          <w:numId w:val="1008"/>
+          <w:numId w:val="1010"/>
         </w:numPr>
       </w:pPr>
       <w:r>
@@ -2355,139 +3493,21 @@
         <w:pStyle w:val="Compact"/>
         <w:numPr>
           <w:ilvl w:val="0"/>
-          <w:numId w:val="1008"/>
-        </w:numPr>
-      </w:pPr>
-      <w:r>
-        <w:t xml:space="preserve">Save everywhere</w:t>
-      </w:r>
-    </w:p>
-    <w:bookmarkEnd w:id="19"/>
-    <w:bookmarkStart w:id="20" w:name="X795fe4add6f7b97d9a4ce250166dceee58844e3"/>
-    <w:p>
-      <w:pPr>
-        <w:pStyle w:val="Heading3"/>
-      </w:pPr>
-      <w:r>
-        <w:t xml:space="preserve">Change the pre-order discount from 15% to 20%</w:t>
-      </w:r>
-    </w:p>
-    <w:p>
-      <w:pPr>
-        <w:pStyle w:val="Compact"/>
-        <w:numPr>
-          <w:ilvl w:val="0"/>
-          <w:numId w:val="1009"/>
-        </w:numPr>
-      </w:pPr>
-      <w:r>
-        <w:t xml:space="preserve">Customizer → Theme settings → Pre-Order →</w:t>
-      </w:r>
-      <w:r>
-        <w:t xml:space="preserve"> </w:t>
-      </w:r>
-      <w:r>
-        <w:rPr>
-          <w:rStyle w:val="VerbatimChar"/>
-        </w:rPr>
-        <w:t xml:space="preserve">Pre-Order Discount %</w:t>
-      </w:r>
-      <w:r>
-        <w:t xml:space="preserve">:</w:t>
-      </w:r>
-      <w:r>
-        <w:t xml:space="preserve"> </w:t>
-      </w:r>
-      <w:r>
-        <w:rPr>
-          <w:rStyle w:val="VerbatimChar"/>
-        </w:rPr>
-        <w:t xml:space="preserve">20</w:t>
-      </w:r>
-    </w:p>
-    <w:p>
-      <w:pPr>
-        <w:pStyle w:val="Compact"/>
-        <w:numPr>
-          <w:ilvl w:val="0"/>
-          <w:numId w:val="1009"/>
-        </w:numPr>
-      </w:pPr>
-      <w:r>
-        <w:t xml:space="preserve">Recalculate pre-order discount per item: $39.95 × 0.20 = $7.99</w:t>
-      </w:r>
-    </w:p>
-    <w:p>
-      <w:pPr>
-        <w:pStyle w:val="Compact"/>
-        <w:numPr>
-          <w:ilvl w:val="0"/>
-          <w:numId w:val="1009"/>
-        </w:numPr>
-      </w:pPr>
-      <w:r>
-        <w:t xml:space="preserve">Admin → Apps → EPD →</w:t>
-      </w:r>
-      <w:r>
-        <w:t xml:space="preserve"> </w:t>
-      </w:r>
-      <w:r>
-        <w:rPr>
-          <w:rStyle w:val="VerbatimChar"/>
-        </w:rPr>
-        <w:t xml:space="preserve">packs_preorder</w:t>
-      </w:r>
-      <w:r>
-        <w:t xml:space="preserve"> </w:t>
-      </w:r>
-      <w:r>
-        <w:t xml:space="preserve">→ update tiers:</w:t>
-      </w:r>
-    </w:p>
-    <w:p>
-      <w:pPr>
-        <w:pStyle w:val="Compact"/>
-        <w:numPr>
-          <w:ilvl w:val="1"/>
           <w:numId w:val="1010"/>
         </w:numPr>
       </w:pPr>
       <w:r>
-        <w:t xml:space="preserve">1 → $7.99</w:t>
-      </w:r>
-    </w:p>
-    <w:p>
-      <w:pPr>
-        <w:pStyle w:val="Compact"/>
-        <w:numPr>
-          <w:ilvl w:val="1"/>
-          <w:numId w:val="1010"/>
-        </w:numPr>
-      </w:pPr>
-      <w:r>
-        <w:t xml:space="preserve">2 → $9.99 (= $7.99 + $2.00)</w:t>
-      </w:r>
-    </w:p>
-    <w:p>
-      <w:pPr>
-        <w:pStyle w:val="Compact"/>
-        <w:numPr>
-          <w:ilvl w:val="1"/>
-          <w:numId w:val="1010"/>
-        </w:numPr>
-      </w:pPr>
-      <w:r>
-        <w:t xml:space="preserve">3 → $11.99 (= $7.99 + $4.00)</w:t>
+        <w:t xml:space="preserve">Save everywhere</w:t>
       </w:r>
     </w:p>
     <w:bookmarkEnd w:id="20"/>
-    <w:bookmarkStart w:id="21" w:name="add-a-new-pack-e.g.-5-bags-33.95ea"/>
+    <w:bookmarkStart w:id="21" w:name="X795fe4add6f7b97d9a4ce250166dceee58844e3"/>
     <w:p>
       <w:pPr>
         <w:pStyle w:val="Heading3"/>
       </w:pPr>
       <w:r>
-        <w:t xml:space="preserve">Add a new pack (e.g. 5 Bags @ $33.95/ea)</w:t>
+        <w:t xml:space="preserve">Change the pre-order discount from 15% to 20%</w:t>
       </w:r>
     </w:p>
     <w:p>
@@ -2499,23 +3519,67 @@
         </w:numPr>
       </w:pPr>
       <w:r>
-        <w:t xml:space="preserve">Customizer → PDP Hero → add a</w:t>
-      </w:r>
-      <w:r>
-        <w:t xml:space="preserve"> </w:t>
-      </w:r>
-      <w:r>
-        <w:rPr>
-          <w:b/>
-          <w:bCs/>
-        </w:rPr>
-        <w:t xml:space="preserve">Pack Option</w:t>
-      </w:r>
-      <w:r>
-        <w:t xml:space="preserve"> </w:t>
-      </w:r>
-      <w:r>
-        <w:t xml:space="preserve">block:</w:t>
+        <w:t xml:space="preserve">Customizer → Theme settings → Pre-Order →</w:t>
+      </w:r>
+      <w:r>
+        <w:t xml:space="preserve"> </w:t>
+      </w:r>
+      <w:r>
+        <w:rPr>
+          <w:rStyle w:val="VerbatimChar"/>
+        </w:rPr>
+        <w:t xml:space="preserve">Pre-Order Discount %</w:t>
+      </w:r>
+      <w:r>
+        <w:t xml:space="preserve">:</w:t>
+      </w:r>
+      <w:r>
+        <w:t xml:space="preserve"> </w:t>
+      </w:r>
+      <w:r>
+        <w:rPr>
+          <w:rStyle w:val="VerbatimChar"/>
+        </w:rPr>
+        <w:t xml:space="preserve">20</w:t>
+      </w:r>
+    </w:p>
+    <w:p>
+      <w:pPr>
+        <w:pStyle w:val="Compact"/>
+        <w:numPr>
+          <w:ilvl w:val="0"/>
+          <w:numId w:val="1011"/>
+        </w:numPr>
+      </w:pPr>
+      <w:r>
+        <w:t xml:space="preserve">Recalculate pre-order discount per item: $39.95 × 0.20 = $7.99</w:t>
+      </w:r>
+    </w:p>
+    <w:p>
+      <w:pPr>
+        <w:pStyle w:val="Compact"/>
+        <w:numPr>
+          <w:ilvl w:val="0"/>
+          <w:numId w:val="1011"/>
+        </w:numPr>
+      </w:pPr>
+      <w:r>
+        <w:t xml:space="preserve">Admin → Apps → EPD →</w:t>
+      </w:r>
+      <w:r>
+        <w:t xml:space="preserve"> </w:t>
+      </w:r>
+      <w:r>
+        <w:rPr>
+          <w:rStyle w:val="VerbatimChar"/>
+        </w:rPr>
+        <w:t xml:space="preserve">packs_preorder</w:t>
+      </w:r>
+      <w:r>
+        <w:t xml:space="preserve"> </w:t>
+      </w:r>
+      <w:r>
+        <w:t xml:space="preserve">→ update tiers:</w:t>
       </w:r>
     </w:p>
     <w:p>
@@ -2527,19 +3591,7 @@
         </w:numPr>
       </w:pPr>
       <w:r>
-        <w:rPr>
-          <w:rStyle w:val="VerbatimChar"/>
-        </w:rPr>
-        <w:t xml:space="preserve">Pack Name</w:t>
-      </w:r>
-      <w:r>
-        <w:t xml:space="preserve">:</w:t>
-      </w:r>
-      <w:r>
-        <w:t xml:space="preserve"> </w:t>
-      </w:r>
-      <w:r>
-        <w:t xml:space="preserve">“5 Bags”</w:t>
+        <w:t xml:space="preserve">1 → $7.99</w:t>
       </w:r>
     </w:p>
     <w:p>
@@ -2551,22 +3603,7 @@
         </w:numPr>
       </w:pPr>
       <w:r>
-        <w:rPr>
-          <w:rStyle w:val="VerbatimChar"/>
-        </w:rPr>
-        <w:t xml:space="preserve">Number of Bottles to Display</w:t>
-      </w:r>
-      <w:r>
-        <w:t xml:space="preserve">:</w:t>
-      </w:r>
-      <w:r>
-        <w:t xml:space="preserve"> </w:t>
-      </w:r>
-      <w:r>
-        <w:rPr>
-          <w:rStyle w:val="VerbatimChar"/>
-        </w:rPr>
-        <w:t xml:space="preserve">5</w:t>
+        <w:t xml:space="preserve">2 → $9.99 (= $7.99 + $2.00)</w:t>
       </w:r>
     </w:p>
     <w:p>
@@ -2578,164 +3615,17 @@
         </w:numPr>
       </w:pPr>
       <w:r>
-        <w:rPr>
-          <w:rStyle w:val="VerbatimChar"/>
-        </w:rPr>
-        <w:t xml:space="preserve">Price per unit (cents)</w:t>
-      </w:r>
-      <w:r>
-        <w:t xml:space="preserve">:</w:t>
-      </w:r>
-      <w:r>
-        <w:t xml:space="preserve"> </w:t>
-      </w:r>
-      <w:r>
-        <w:rPr>
-          <w:rStyle w:val="VerbatimChar"/>
-        </w:rPr>
-        <w:t xml:space="preserve">3395</w:t>
-      </w:r>
-    </w:p>
-    <w:p>
-      <w:pPr>
-        <w:pStyle w:val="Compact"/>
-        <w:numPr>
-          <w:ilvl w:val="1"/>
-          <w:numId w:val="1012"/>
-        </w:numPr>
-      </w:pPr>
-      <w:r>
-        <w:rPr>
-          <w:rStyle w:val="VerbatimChar"/>
-        </w:rPr>
-        <w:t xml:space="preserve">Subscription Plan ID (Loop)</w:t>
-      </w:r>
-      <w:r>
-        <w:t xml:space="preserve">: new plan ID from Loop (you need to create one in Loop first)</w:t>
-      </w:r>
-    </w:p>
-    <w:p>
-      <w:pPr>
-        <w:pStyle w:val="Compact"/>
-        <w:numPr>
-          <w:ilvl w:val="1"/>
-          <w:numId w:val="1012"/>
-        </w:numPr>
-      </w:pPr>
-      <w:r>
-        <w:rPr>
-          <w:rStyle w:val="VerbatimChar"/>
-        </w:rPr>
-        <w:t xml:space="preserve">Frequency Label</w:t>
-      </w:r>
-      <w:r>
-        <w:t xml:space="preserve">:</w:t>
-      </w:r>
-      <w:r>
-        <w:t xml:space="preserve"> </w:t>
-      </w:r>
-      <w:r>
-        <w:t xml:space="preserve">“Deliver every 14 weeks”</w:t>
-      </w:r>
-      <w:r>
-        <w:t xml:space="preserve"> </w:t>
-      </w:r>
-      <w:r>
-        <w:t xml:space="preserve">(for example)</w:t>
-      </w:r>
-    </w:p>
-    <w:p>
-      <w:pPr>
-        <w:pStyle w:val="Compact"/>
-        <w:numPr>
-          <w:ilvl w:val="0"/>
-          <w:numId w:val="1011"/>
-        </w:numPr>
-      </w:pPr>
-      <w:r>
-        <w:t xml:space="preserve">Admin → Apps → EPD →</w:t>
-      </w:r>
-      <w:r>
-        <w:t xml:space="preserve"> </w:t>
-      </w:r>
-      <w:r>
-        <w:rPr>
-          <w:rStyle w:val="VerbatimChar"/>
-        </w:rPr>
-        <w:t xml:space="preserve">packs_standard</w:t>
-      </w:r>
-      <w:r>
-        <w:t xml:space="preserve"> </w:t>
-      </w:r>
-      <w:r>
-        <w:t xml:space="preserve">→ add tier: 5 →</w:t>
-      </w:r>
-      <w:r>
-        <w:t xml:space="preserve"> </w:t>
-      </w:r>
-      <w:r>
-        <w:rPr>
-          <w:rStyle w:val="VerbatimChar"/>
-        </w:rPr>
-        <w:t xml:space="preserve">$6.00 off</w:t>
-      </w:r>
-    </w:p>
-    <w:p>
-      <w:pPr>
-        <w:pStyle w:val="Compact"/>
-        <w:numPr>
-          <w:ilvl w:val="0"/>
-          <w:numId w:val="1011"/>
-        </w:numPr>
-      </w:pPr>
-      <w:r>
-        <w:t xml:space="preserve">Admin → Apps → EPD →</w:t>
-      </w:r>
-      <w:r>
-        <w:t xml:space="preserve"> </w:t>
-      </w:r>
-      <w:r>
-        <w:rPr>
-          <w:rStyle w:val="VerbatimChar"/>
-        </w:rPr>
-        <w:t xml:space="preserve">packs_preorder</w:t>
-      </w:r>
-      <w:r>
-        <w:t xml:space="preserve"> </w:t>
-      </w:r>
-      <w:r>
-        <w:t xml:space="preserve">→ add tier: 5 →</w:t>
-      </w:r>
-      <w:r>
-        <w:t xml:space="preserve"> </w:t>
-      </w:r>
-      <w:r>
-        <w:rPr>
-          <w:rStyle w:val="VerbatimChar"/>
-        </w:rPr>
-        <w:t xml:space="preserve">$11.99 off</w:t>
-      </w:r>
-    </w:p>
-    <w:p>
-      <w:pPr>
-        <w:pStyle w:val="Compact"/>
-        <w:numPr>
-          <w:ilvl w:val="0"/>
-          <w:numId w:val="1011"/>
-        </w:numPr>
-      </w:pPr>
-      <w:r>
-        <w:t xml:space="preserve">Admin → Apps → Loop Subscriptions → create a new plan with 15% discount (if not yet)</w:t>
+        <w:t xml:space="preserve">3 → $11.99 (= $7.99 + $4.00)</w:t>
       </w:r>
     </w:p>
     <w:bookmarkEnd w:id="21"/>
-    <w:bookmarkStart w:id="22" w:name="disable-the-pre-order-discount"/>
+    <w:bookmarkStart w:id="22" w:name="add-a-new-pack-e.g.-5-bags-33.95ea"/>
     <w:p>
       <w:pPr>
         <w:pStyle w:val="Heading3"/>
       </w:pPr>
       <w:r>
-        <w:t xml:space="preserve">Disable the pre-order discount</w:t>
+        <w:t xml:space="preserve">Add a new pack (e.g. 5 Bags @ $33.95/ea)</w:t>
       </w:r>
     </w:p>
     <w:p>
@@ -2747,16 +3637,38 @@
         </w:numPr>
       </w:pPr>
       <w:r>
-        <w:t xml:space="preserve">Customizer → Theme settings → Pre-Order →</w:t>
-      </w:r>
-      <w:r>
-        <w:t xml:space="preserve"> </w:t>
-      </w:r>
-      <w:r>
-        <w:rPr>
-          <w:rStyle w:val="VerbatimChar"/>
-        </w:rPr>
-        <w:t xml:space="preserve">Pre-Order Discount %</w:t>
+        <w:t xml:space="preserve">Customizer → PDP Hero → add a</w:t>
+      </w:r>
+      <w:r>
+        <w:t xml:space="preserve"> </w:t>
+      </w:r>
+      <w:r>
+        <w:rPr>
+          <w:b/>
+          <w:bCs/>
+        </w:rPr>
+        <w:t xml:space="preserve">Pack Option</w:t>
+      </w:r>
+      <w:r>
+        <w:t xml:space="preserve"> </w:t>
+      </w:r>
+      <w:r>
+        <w:t xml:space="preserve">block:</w:t>
+      </w:r>
+    </w:p>
+    <w:p>
+      <w:pPr>
+        <w:pStyle w:val="Compact"/>
+        <w:numPr>
+          <w:ilvl w:val="1"/>
+          <w:numId w:val="1014"/>
+        </w:numPr>
+      </w:pPr>
+      <w:r>
+        <w:rPr>
+          <w:rStyle w:val="VerbatimChar"/>
+        </w:rPr>
+        <w:t xml:space="preserve">Pack Name</w:t>
       </w:r>
       <w:r>
         <w:t xml:space="preserve">:</w:t>
@@ -2765,10 +3677,109 @@
         <w:t xml:space="preserve"> </w:t>
       </w:r>
       <w:r>
-        <w:rPr>
-          <w:rStyle w:val="VerbatimChar"/>
-        </w:rPr>
-        <w:t xml:space="preserve">0</w:t>
+        <w:t xml:space="preserve">“5 Bags”</w:t>
+      </w:r>
+    </w:p>
+    <w:p>
+      <w:pPr>
+        <w:pStyle w:val="Compact"/>
+        <w:numPr>
+          <w:ilvl w:val="1"/>
+          <w:numId w:val="1014"/>
+        </w:numPr>
+      </w:pPr>
+      <w:r>
+        <w:rPr>
+          <w:rStyle w:val="VerbatimChar"/>
+        </w:rPr>
+        <w:t xml:space="preserve">Number of Bottles to Display</w:t>
+      </w:r>
+      <w:r>
+        <w:t xml:space="preserve">:</w:t>
+      </w:r>
+      <w:r>
+        <w:t xml:space="preserve"> </w:t>
+      </w:r>
+      <w:r>
+        <w:rPr>
+          <w:rStyle w:val="VerbatimChar"/>
+        </w:rPr>
+        <w:t xml:space="preserve">5</w:t>
+      </w:r>
+    </w:p>
+    <w:p>
+      <w:pPr>
+        <w:pStyle w:val="Compact"/>
+        <w:numPr>
+          <w:ilvl w:val="1"/>
+          <w:numId w:val="1014"/>
+        </w:numPr>
+      </w:pPr>
+      <w:r>
+        <w:rPr>
+          <w:rStyle w:val="VerbatimChar"/>
+        </w:rPr>
+        <w:t xml:space="preserve">Price per unit (cents)</w:t>
+      </w:r>
+      <w:r>
+        <w:t xml:space="preserve">:</w:t>
+      </w:r>
+      <w:r>
+        <w:t xml:space="preserve"> </w:t>
+      </w:r>
+      <w:r>
+        <w:rPr>
+          <w:rStyle w:val="VerbatimChar"/>
+        </w:rPr>
+        <w:t xml:space="preserve">3395</w:t>
+      </w:r>
+    </w:p>
+    <w:p>
+      <w:pPr>
+        <w:pStyle w:val="Compact"/>
+        <w:numPr>
+          <w:ilvl w:val="1"/>
+          <w:numId w:val="1014"/>
+        </w:numPr>
+      </w:pPr>
+      <w:r>
+        <w:rPr>
+          <w:rStyle w:val="VerbatimChar"/>
+        </w:rPr>
+        <w:t xml:space="preserve">Subscription Plan ID (Loop)</w:t>
+      </w:r>
+      <w:r>
+        <w:t xml:space="preserve">: new plan ID from Loop (you need to create one in Loop first)</w:t>
+      </w:r>
+    </w:p>
+    <w:p>
+      <w:pPr>
+        <w:pStyle w:val="Compact"/>
+        <w:numPr>
+          <w:ilvl w:val="1"/>
+          <w:numId w:val="1014"/>
+        </w:numPr>
+      </w:pPr>
+      <w:r>
+        <w:rPr>
+          <w:rStyle w:val="VerbatimChar"/>
+        </w:rPr>
+        <w:t xml:space="preserve">Frequency Label</w:t>
+      </w:r>
+      <w:r>
+        <w:t xml:space="preserve">:</w:t>
+      </w:r>
+      <w:r>
+        <w:t xml:space="preserve"> </w:t>
+      </w:r>
+      <w:r>
+        <w:t xml:space="preserve">“Deliver every 14 weeks”</w:t>
+      </w:r>
+      <w:r>
+        <w:t xml:space="preserve"> </w:t>
+      </w:r>
+      <w:r>
+        <w:t xml:space="preserve">(for example)</w:t>
       </w:r>
     </w:p>
     <w:p>
@@ -2780,56 +3791,31 @@
         </w:numPr>
       </w:pPr>
       <w:r>
-        <w:t xml:space="preserve">Admin → Apps → EPD → disable functions</w:t>
-      </w:r>
-      <w:r>
-        <w:t xml:space="preserve"> </w:t>
-      </w:r>
-      <w:r>
-        <w:rPr>
-          <w:rStyle w:val="VerbatimChar"/>
-        </w:rPr>
-        <w:t xml:space="preserve">packs_preorder</w:t>
-      </w:r>
-      <w:r>
-        <w:t xml:space="preserve">,</w:t>
-      </w:r>
-      <w:r>
-        <w:t xml:space="preserve"> </w:t>
-      </w:r>
-      <w:r>
-        <w:rPr>
-          <w:rStyle w:val="VerbatimChar"/>
-        </w:rPr>
-        <w:t xml:space="preserve">bundle_preorder</w:t>
-      </w:r>
-      <w:r>
-        <w:t xml:space="preserve">,</w:t>
-      </w:r>
-      <w:r>
-        <w:t xml:space="preserve"> </w:t>
-      </w:r>
-      <w:r>
-        <w:rPr>
-          <w:rStyle w:val="VerbatimChar"/>
-        </w:rPr>
-        <w:t xml:space="preserve">classic_preorder</w:t>
-      </w:r>
-      <w:r>
-        <w:t xml:space="preserve"> </w:t>
-      </w:r>
-      <w:r>
-        <w:t xml:space="preserve">(toggle on the right)</w:t>
-      </w:r>
-    </w:p>
-    <w:bookmarkEnd w:id="22"/>
-    <w:bookmarkStart w:id="23" w:name="Xbfd3d6967e94e88868ac1606f292ab4e80be3d6"/>
-    <w:p>
-      <w:pPr>
-        <w:pStyle w:val="Heading3"/>
-      </w:pPr>
-      <w:r>
-        <w:t xml:space="preserve">Change subscription discount from 15% to 20%</w:t>
+        <w:t xml:space="preserve">Admin → Apps → EPD →</w:t>
+      </w:r>
+      <w:r>
+        <w:t xml:space="preserve"> </w:t>
+      </w:r>
+      <w:r>
+        <w:rPr>
+          <w:rStyle w:val="VerbatimChar"/>
+        </w:rPr>
+        <w:t xml:space="preserve">packs_standard</w:t>
+      </w:r>
+      <w:r>
+        <w:t xml:space="preserve"> </w:t>
+      </w:r>
+      <w:r>
+        <w:t xml:space="preserve">→ add tier: 5 →</w:t>
+      </w:r>
+      <w:r>
+        <w:t xml:space="preserve"> </w:t>
+      </w:r>
+      <w:r>
+        <w:rPr>
+          <w:rStyle w:val="VerbatimChar"/>
+        </w:rPr>
+        <w:t xml:space="preserve">$6.00 off</w:t>
       </w:r>
     </w:p>
     <w:p>
@@ -2837,32 +3823,35 @@
         <w:pStyle w:val="Compact"/>
         <w:numPr>
           <w:ilvl w:val="0"/>
-          <w:numId w:val="1014"/>
+          <w:numId w:val="1013"/>
         </w:numPr>
       </w:pPr>
       <w:r>
-        <w:t xml:space="preserve">Customizer → PDP Hero →</w:t>
-      </w:r>
-      <w:r>
-        <w:t xml:space="preserve"> </w:t>
-      </w:r>
-      <w:r>
-        <w:rPr>
-          <w:rStyle w:val="VerbatimChar"/>
-        </w:rPr>
-        <w:t xml:space="preserve">Subscription Multiplier</w:t>
-      </w:r>
-      <w:r>
-        <w:t xml:space="preserve">:</w:t>
-      </w:r>
-      <w:r>
-        <w:t xml:space="preserve"> </w:t>
-      </w:r>
-      <w:r>
-        <w:rPr>
-          <w:rStyle w:val="VerbatimChar"/>
-        </w:rPr>
-        <w:t xml:space="preserve">0.80</w:t>
+        <w:t xml:space="preserve">Admin → Apps → EPD →</w:t>
+      </w:r>
+      <w:r>
+        <w:t xml:space="preserve"> </w:t>
+      </w:r>
+      <w:r>
+        <w:rPr>
+          <w:rStyle w:val="VerbatimChar"/>
+        </w:rPr>
+        <w:t xml:space="preserve">packs_preorder</w:t>
+      </w:r>
+      <w:r>
+        <w:t xml:space="preserve"> </w:t>
+      </w:r>
+      <w:r>
+        <w:t xml:space="preserve">→ add tier: 5 →</w:t>
+      </w:r>
+      <w:r>
+        <w:t xml:space="preserve"> </w:t>
+      </w:r>
+      <w:r>
+        <w:rPr>
+          <w:rStyle w:val="VerbatimChar"/>
+        </w:rPr>
+        <w:t xml:space="preserve">$11.99 off</w:t>
       </w:r>
     </w:p>
     <w:p>
@@ -2870,168 +3859,21 @@
         <w:pStyle w:val="Compact"/>
         <w:numPr>
           <w:ilvl w:val="0"/>
-          <w:numId w:val="1014"/>
+          <w:numId w:val="1013"/>
         </w:numPr>
       </w:pPr>
       <w:r>
-        <w:t xml:space="preserve">Admin → Apps → Loop Subscriptions → open each plan (4w / 6w / 8w) → change discount to</w:t>
-      </w:r>
-      <w:r>
-        <w:t xml:space="preserve"> </w:t>
-      </w:r>
-      <w:r>
-        <w:rPr>
-          <w:rStyle w:val="VerbatimChar"/>
-        </w:rPr>
-        <w:t xml:space="preserve">20.00%</w:t>
-      </w:r>
-    </w:p>
-    <w:p>
-      <w:r>
-        <w:pict>
-          <v:rect style="width:0;height:1.5pt" o:hralign="center" o:hrstd="t" o:hr="t"/>
-        </w:pict>
-      </w:r>
-    </w:p>
-    <w:bookmarkEnd w:id="23"/>
-    <w:bookmarkEnd w:id="24"/>
-    <w:bookmarkStart w:id="25" w:name="cart-merge-behaviour"/>
-    <w:p>
-      <w:pPr>
-        <w:pStyle w:val="Heading2"/>
-      </w:pPr>
-      <w:r>
-        <w:t xml:space="preserve">Cart Merge Behaviour</w:t>
-      </w:r>
-    </w:p>
-    <w:p>
-      <w:pPr>
-        <w:pStyle w:val="FirstParagraph"/>
-      </w:pPr>
-      <w:r>
-        <w:t xml:space="preserve">When a pack is added to the cart, the theme</w:t>
-      </w:r>
-      <w:r>
-        <w:t xml:space="preserve"> </w:t>
-      </w:r>
-      <w:r>
-        <w:rPr>
-          <w:b/>
-          <w:bCs/>
-        </w:rPr>
-        <w:t xml:space="preserve">automatically merges</w:t>
-      </w:r>
-      <w:r>
-        <w:t xml:space="preserve"> </w:t>
-      </w:r>
-      <w:r>
-        <w:t xml:space="preserve">with an existing line item (same variant + same mode + same pre-order state, combined qty ≤ 3) and reassigns the correct plan ID.</w:t>
-      </w:r>
-    </w:p>
-    <w:p>
-      <w:pPr>
-        <w:pStyle w:val="BodyText"/>
-      </w:pPr>
-      <w:r>
-        <w:t xml:space="preserve">Example:</w:t>
-      </w:r>
-      <w:r>
-        <w:t xml:space="preserve"> </w:t>
-      </w:r>
-      <w:r>
-        <w:t xml:space="preserve">- Cart: 1 Bag subscribe (4-week plan)</w:t>
-      </w:r>
-      <w:r>
-        <w:t xml:space="preserve"> </w:t>
-      </w:r>
-      <w:r>
-        <w:t xml:space="preserve">- User adds 2 Bags subscribe →</w:t>
-      </w:r>
-      <w:r>
-        <w:t xml:space="preserve"> </w:t>
-      </w:r>
-      <w:r>
-        <w:rPr>
-          <w:b/>
-          <w:bCs/>
-        </w:rPr>
-        <w:t xml:space="preserve">one line: 3 Bags @ 8-week plan, $35.95/ea</w:t>
-      </w:r>
-    </w:p>
-    <w:p>
-      <w:pPr>
-        <w:pStyle w:val="BodyText"/>
-      </w:pPr>
-      <w:r>
-        <w:t xml:space="preserve">If combined qty &gt; 3 — a</w:t>
-      </w:r>
-      <w:r>
-        <w:t xml:space="preserve"> </w:t>
-      </w:r>
-      <w:r>
-        <w:rPr>
-          <w:b/>
-          <w:bCs/>
-        </w:rPr>
-        <w:t xml:space="preserve">separate line</w:t>
-      </w:r>
-      <w:r>
-        <w:t xml:space="preserve"> </w:t>
-      </w:r>
-      <w:r>
-        <w:t xml:space="preserve">is created (no merge).</w:t>
-      </w:r>
-    </w:p>
-    <w:p>
-      <w:pPr>
-        <w:pStyle w:val="BodyText"/>
-      </w:pPr>
-      <w:r>
-        <w:t xml:space="preserve">When quantity changes via cart drawer (</w:t>
-      </w:r>
-      <w:r>
-        <w:rPr>
-          <w:rStyle w:val="VerbatimChar"/>
-        </w:rPr>
-        <w:t xml:space="preserve">+</w:t>
-      </w:r>
-      <w:r>
-        <w:t xml:space="preserve"> </w:t>
-      </w:r>
-      <w:r>
-        <w:t xml:space="preserve">/</w:t>
-      </w:r>
-      <w:r>
-        <w:t xml:space="preserve"> </w:t>
-      </w:r>
-      <w:r>
-        <w:rPr>
-          <w:rStyle w:val="VerbatimChar"/>
-        </w:rPr>
-        <w:t xml:space="preserve">−</w:t>
-      </w:r>
-      <w:r>
-        <w:t xml:space="preserve"> </w:t>
-      </w:r>
-      <w:r>
-        <w:t xml:space="preserve">buttons) — the plan also auto-swaps to the correct one for the new quantity.</w:t>
-      </w:r>
-    </w:p>
-    <w:p>
-      <w:r>
-        <w:pict>
-          <v:rect style="width:0;height:1.5pt" o:hralign="center" o:hrstd="t" o:hr="t"/>
-        </w:pict>
-      </w:r>
-    </w:p>
-    <w:bookmarkEnd w:id="25"/>
-    <w:bookmarkStart w:id="26" w:name="checklist-after-changing-discounts"/>
-    <w:p>
-      <w:pPr>
-        <w:pStyle w:val="Heading2"/>
-      </w:pPr>
-      <w:r>
-        <w:t xml:space="preserve">Checklist After Changing Discounts</w:t>
+        <w:t xml:space="preserve">Admin → Apps → Loop Subscriptions → create a new plan with 15% discount (if not yet)</w:t>
+      </w:r>
+    </w:p>
+    <w:bookmarkEnd w:id="22"/>
+    <w:bookmarkStart w:id="23" w:name="disable-the-pre-order-discount"/>
+    <w:p>
+      <w:pPr>
+        <w:pStyle w:val="Heading3"/>
+      </w:pPr>
+      <w:r>
+        <w:t xml:space="preserve">Disable the pre-order discount</w:t>
       </w:r>
     </w:p>
     <w:p>
@@ -3043,7 +3885,89 @@
         </w:numPr>
       </w:pPr>
       <w:r>
-        <w:t xml:space="preserve">Customizer — Save</w:t>
+        <w:t xml:space="preserve">Customizer → Theme settings → Pre-Order →</w:t>
+      </w:r>
+      <w:r>
+        <w:t xml:space="preserve"> </w:t>
+      </w:r>
+      <w:r>
+        <w:rPr>
+          <w:rStyle w:val="VerbatimChar"/>
+        </w:rPr>
+        <w:t xml:space="preserve">Pre-Order Discount %</w:t>
+      </w:r>
+      <w:r>
+        <w:t xml:space="preserve">:</w:t>
+      </w:r>
+      <w:r>
+        <w:t xml:space="preserve"> </w:t>
+      </w:r>
+      <w:r>
+        <w:rPr>
+          <w:rStyle w:val="VerbatimChar"/>
+        </w:rPr>
+        <w:t xml:space="preserve">0</w:t>
+      </w:r>
+    </w:p>
+    <w:p>
+      <w:pPr>
+        <w:pStyle w:val="Compact"/>
+        <w:numPr>
+          <w:ilvl w:val="0"/>
+          <w:numId w:val="1015"/>
+        </w:numPr>
+      </w:pPr>
+      <w:r>
+        <w:t xml:space="preserve">Admin → Apps → EPD → disable functions</w:t>
+      </w:r>
+      <w:r>
+        <w:t xml:space="preserve"> </w:t>
+      </w:r>
+      <w:r>
+        <w:rPr>
+          <w:rStyle w:val="VerbatimChar"/>
+        </w:rPr>
+        <w:t xml:space="preserve">packs_preorder</w:t>
+      </w:r>
+      <w:r>
+        <w:t xml:space="preserve">,</w:t>
+      </w:r>
+      <w:r>
+        <w:t xml:space="preserve"> </w:t>
+      </w:r>
+      <w:r>
+        <w:rPr>
+          <w:rStyle w:val="VerbatimChar"/>
+        </w:rPr>
+        <w:t xml:space="preserve">bundle_preorder</w:t>
+      </w:r>
+      <w:r>
+        <w:t xml:space="preserve">,</w:t>
+      </w:r>
+      <w:r>
+        <w:t xml:space="preserve"> </w:t>
+      </w:r>
+      <w:r>
+        <w:rPr>
+          <w:rStyle w:val="VerbatimChar"/>
+        </w:rPr>
+        <w:t xml:space="preserve">classic_preorder</w:t>
+      </w:r>
+      <w:r>
+        <w:t xml:space="preserve"> </w:t>
+      </w:r>
+      <w:r>
+        <w:t xml:space="preserve">(toggle on the right)</w:t>
+      </w:r>
+    </w:p>
+    <w:bookmarkEnd w:id="23"/>
+    <w:bookmarkStart w:id="24" w:name="Xbfd3d6967e94e88868ac1606f292ab4e80be3d6"/>
+    <w:p>
+      <w:pPr>
+        <w:pStyle w:val="Heading3"/>
+      </w:pPr>
+      <w:r>
+        <w:t xml:space="preserve">Change subscription discount from 15% to 20%</w:t>
       </w:r>
     </w:p>
     <w:p>
@@ -3055,7 +3979,334 @@
         </w:numPr>
       </w:pPr>
       <w:r>
-        <w:t xml:space="preserve">EPD — all relevant functions updated</w:t>
+        <w:t xml:space="preserve">Customizer → PDP Hero →</w:t>
+      </w:r>
+      <w:r>
+        <w:t xml:space="preserve"> </w:t>
+      </w:r>
+      <w:r>
+        <w:rPr>
+          <w:rStyle w:val="VerbatimChar"/>
+        </w:rPr>
+        <w:t xml:space="preserve">Subscription Multiplier</w:t>
+      </w:r>
+      <w:r>
+        <w:t xml:space="preserve">:</w:t>
+      </w:r>
+      <w:r>
+        <w:t xml:space="preserve"> </w:t>
+      </w:r>
+      <w:r>
+        <w:rPr>
+          <w:rStyle w:val="VerbatimChar"/>
+        </w:rPr>
+        <w:t xml:space="preserve">0.80</w:t>
+      </w:r>
+    </w:p>
+    <w:p>
+      <w:pPr>
+        <w:pStyle w:val="Compact"/>
+        <w:numPr>
+          <w:ilvl w:val="0"/>
+          <w:numId w:val="1016"/>
+        </w:numPr>
+      </w:pPr>
+      <w:r>
+        <w:t xml:space="preserve">Admin → Apps → Loop Subscriptions → open each plan (4w / 6w / 8w) → change discount to</w:t>
+      </w:r>
+      <w:r>
+        <w:t xml:space="preserve"> </w:t>
+      </w:r>
+      <w:r>
+        <w:rPr>
+          <w:rStyle w:val="VerbatimChar"/>
+        </w:rPr>
+        <w:t xml:space="preserve">20.00%</w:t>
+      </w:r>
+    </w:p>
+    <w:p>
+      <w:r>
+        <w:pict>
+          <v:rect style="width:0;height:1.5pt" o:hralign="center" o:hrstd="t" o:hr="t"/>
+        </w:pict>
+      </w:r>
+    </w:p>
+    <w:bookmarkEnd w:id="24"/>
+    <w:bookmarkEnd w:id="25"/>
+    <w:bookmarkStart w:id="29" w:name="cart-merge-behaviour"/>
+    <w:p>
+      <w:pPr>
+        <w:pStyle w:val="Heading2"/>
+      </w:pPr>
+      <w:r>
+        <w:t xml:space="preserve">Cart Merge Behaviour</w:t>
+      </w:r>
+    </w:p>
+    <w:bookmarkStart w:id="26" w:name="pdp-merge-maison-pdp-hero"/>
+    <w:p>
+      <w:pPr>
+        <w:pStyle w:val="Heading3"/>
+      </w:pPr>
+      <w:r>
+        <w:t xml:space="preserve">PDP merge (Maison PDP Hero)</w:t>
+      </w:r>
+    </w:p>
+    <w:p>
+      <w:pPr>
+        <w:pStyle w:val="FirstParagraph"/>
+      </w:pPr>
+      <w:r>
+        <w:t xml:space="preserve">When a pack is added to the cart from the PDP, the theme</w:t>
+      </w:r>
+      <w:r>
+        <w:t xml:space="preserve"> </w:t>
+      </w:r>
+      <w:r>
+        <w:rPr>
+          <w:b/>
+          <w:bCs/>
+        </w:rPr>
+        <w:t xml:space="preserve">automatically merges</w:t>
+      </w:r>
+      <w:r>
+        <w:t xml:space="preserve"> </w:t>
+      </w:r>
+      <w:r>
+        <w:t xml:space="preserve">with an existing line item (same variant + same mode + same pre-order state, combined qty ≤ 3) and reassigns the correct plan ID.</w:t>
+      </w:r>
+    </w:p>
+    <w:p>
+      <w:pPr>
+        <w:pStyle w:val="BodyText"/>
+      </w:pPr>
+      <w:r>
+        <w:t xml:space="preserve">Example:</w:t>
+      </w:r>
+      <w:r>
+        <w:t xml:space="preserve"> </w:t>
+      </w:r>
+      <w:r>
+        <w:t xml:space="preserve">- Cart: 1 Bag subscribe (4-week plan)</w:t>
+      </w:r>
+      <w:r>
+        <w:t xml:space="preserve"> </w:t>
+      </w:r>
+      <w:r>
+        <w:t xml:space="preserve">- User adds 2 Bags subscribe →</w:t>
+      </w:r>
+      <w:r>
+        <w:t xml:space="preserve"> </w:t>
+      </w:r>
+      <w:r>
+        <w:rPr>
+          <w:b/>
+          <w:bCs/>
+        </w:rPr>
+        <w:t xml:space="preserve">one line: 3 Bags @ 8-week plan, $35.95/ea</w:t>
+      </w:r>
+    </w:p>
+    <w:p>
+      <w:pPr>
+        <w:pStyle w:val="BodyText"/>
+      </w:pPr>
+      <w:r>
+        <w:t xml:space="preserve">If combined qty &gt; 3 — a</w:t>
+      </w:r>
+      <w:r>
+        <w:t xml:space="preserve"> </w:t>
+      </w:r>
+      <w:r>
+        <w:rPr>
+          <w:b/>
+          <w:bCs/>
+        </w:rPr>
+        <w:t xml:space="preserve">separate line</w:t>
+      </w:r>
+      <w:r>
+        <w:t xml:space="preserve"> </w:t>
+      </w:r>
+      <w:r>
+        <w:t xml:space="preserve">is created (no merge).</w:t>
+      </w:r>
+    </w:p>
+    <w:bookmarkEnd w:id="26"/>
+    <w:bookmarkStart w:id="27" w:name="listicle-buy-box-new-flow"/>
+    <w:p>
+      <w:pPr>
+        <w:pStyle w:val="Heading3"/>
+      </w:pPr>
+      <w:r>
+        <w:t xml:space="preserve">Listicle Buy Box (new flow)</w:t>
+      </w:r>
+    </w:p>
+    <w:p>
+      <w:pPr>
+        <w:pStyle w:val="FirstParagraph"/>
+      </w:pPr>
+      <w:r>
+        <w:t xml:space="preserve">No merge — every add creates a</w:t>
+      </w:r>
+      <w:r>
+        <w:t xml:space="preserve"> </w:t>
+      </w:r>
+      <w:r>
+        <w:rPr>
+          <w:b/>
+          <w:bCs/>
+        </w:rPr>
+        <w:t xml:space="preserve">new line item</w:t>
+      </w:r>
+      <w:r>
+        <w:t xml:space="preserve">. By default the section redirects to</w:t>
+      </w:r>
+      <w:r>
+        <w:t xml:space="preserve"> </w:t>
+      </w:r>
+      <w:r>
+        <w:rPr>
+          <w:rStyle w:val="VerbatimChar"/>
+        </w:rPr>
+        <w:t xml:space="preserve">/checkout</w:t>
+      </w:r>
+      <w:r>
+        <w:t xml:space="preserve"> </w:t>
+      </w:r>
+      <w:r>
+        <w:t xml:space="preserve">right after add (</w:t>
+      </w:r>
+      <w:r>
+        <w:rPr>
+          <w:rStyle w:val="VerbatimChar"/>
+        </w:rPr>
+        <w:t xml:space="preserve">What happens after add-to-cart: Redirect to checkout</w:t>
+      </w:r>
+      <w:r>
+        <w:t xml:space="preserve">). The alternative</w:t>
+      </w:r>
+      <w:r>
+        <w:t xml:space="preserve"> </w:t>
+      </w:r>
+      <w:r>
+        <w:rPr>
+          <w:rStyle w:val="VerbatimChar"/>
+        </w:rPr>
+        <w:t xml:space="preserve">Open cart drawer (no redirect)</w:t>
+      </w:r>
+      <w:r>
+        <w:t xml:space="preserve"> </w:t>
+      </w:r>
+      <w:r>
+        <w:t xml:space="preserve">keeps the user on the page and pops the drawer instead.</w:t>
+      </w:r>
+    </w:p>
+    <w:bookmarkEnd w:id="27"/>
+    <w:bookmarkStart w:id="28" w:name="X72cca4d3c828058ca0916daba3e5436e8297b0a"/>
+    <w:p>
+      <w:pPr>
+        <w:pStyle w:val="Heading3"/>
+      </w:pPr>
+      <w:r>
+        <w:t xml:space="preserve">Cart drawer quantity swap (works on ALL pages)</w:t>
+      </w:r>
+    </w:p>
+    <w:p>
+      <w:pPr>
+        <w:pStyle w:val="FirstParagraph"/>
+      </w:pPr>
+      <w:r>
+        <w:t xml:space="preserve">When the quantity changes via cart drawer (</w:t>
+      </w:r>
+      <w:r>
+        <w:rPr>
+          <w:rStyle w:val="VerbatimChar"/>
+        </w:rPr>
+        <w:t xml:space="preserve">+</w:t>
+      </w:r>
+      <w:r>
+        <w:t xml:space="preserve"> </w:t>
+      </w:r>
+      <w:r>
+        <w:t xml:space="preserve">/</w:t>
+      </w:r>
+      <w:r>
+        <w:t xml:space="preserve"> </w:t>
+      </w:r>
+      <w:r>
+        <w:rPr>
+          <w:rStyle w:val="VerbatimChar"/>
+        </w:rPr>
+        <w:t xml:space="preserve">−</w:t>
+      </w:r>
+      <w:r>
+        <w:t xml:space="preserve"> </w:t>
+      </w:r>
+      <w:r>
+        <w:t xml:space="preserve">buttons), the plan</w:t>
+      </w:r>
+      <w:r>
+        <w:t xml:space="preserve"> </w:t>
+      </w:r>
+      <w:r>
+        <w:rPr>
+          <w:b/>
+          <w:bCs/>
+        </w:rPr>
+        <w:t xml:space="preserve">auto-swaps</w:t>
+      </w:r>
+      <w:r>
+        <w:t xml:space="preserve"> </w:t>
+      </w:r>
+      <w:r>
+        <w:t xml:space="preserve">to the correct one for the new quantity. This now works not only on PDP/listicle but on</w:t>
+      </w:r>
+      <w:r>
+        <w:t xml:space="preserve"> </w:t>
+      </w:r>
+      <w:r>
+        <w:rPr>
+          <w:b/>
+          <w:bCs/>
+        </w:rPr>
+        <w:t xml:space="preserve">any page</w:t>
+      </w:r>
+      <w:r>
+        <w:t xml:space="preserve"> </w:t>
+      </w:r>
+      <w:r>
+        <w:t xml:space="preserve">(collection, blog, home), because the</w:t>
+      </w:r>
+      <w:r>
+        <w:t xml:space="preserve"> </w:t>
+      </w:r>
+      <w:r>
+        <w:rPr>
+          <w:rStyle w:val="VerbatimChar"/>
+        </w:rPr>
+        <w:t xml:space="preserve">_qty_plans</w:t>
+      </w:r>
+      <w:r>
+        <w:t xml:space="preserve"> </w:t>
+      </w:r>
+      <w:r>
+        <w:t xml:space="preserve">map is stored on the cart line itself at add-to-cart time.</w:t>
+      </w:r>
+    </w:p>
+    <w:p>
+      <w:r>
+        <w:pict>
+          <v:rect style="width:0;height:1.5pt" o:hralign="center" o:hrstd="t" o:hr="t"/>
+        </w:pict>
+      </w:r>
+    </w:p>
+    <w:bookmarkEnd w:id="28"/>
+    <w:bookmarkEnd w:id="29"/>
+    <w:bookmarkStart w:id="30" w:name="checklist-after-changing-discounts"/>
+    <w:p>
+      <w:pPr>
+        <w:pStyle w:val="Heading2"/>
+      </w:pPr>
+      <w:r>
+        <w:t xml:space="preserve">Checklist After Changing Discounts</w:t>
       </w:r>
     </w:p>
     <w:p>
@@ -3067,7 +4318,7 @@
         </w:numPr>
       </w:pPr>
       <w:r>
-        <w:t xml:space="preserve">Loop — discount updated in plan (if subscription was touched)</w:t>
+        <w:t xml:space="preserve">Customizer — Save</w:t>
       </w:r>
     </w:p>
     <w:p>
@@ -3079,23 +4330,7 @@
         </w:numPr>
       </w:pPr>
       <w:r>
-        <w:t xml:space="preserve">Open the product in</w:t>
-      </w:r>
-      <w:r>
-        <w:t xml:space="preserve"> </w:t>
-      </w:r>
-      <w:r>
-        <w:rPr>
-          <w:b/>
-          <w:bCs/>
-        </w:rPr>
-        <w:t xml:space="preserve">incognito</w:t>
-      </w:r>
-      <w:r>
-        <w:t xml:space="preserve"> </w:t>
-      </w:r>
-      <w:r>
-        <w:t xml:space="preserve">— verify the price on the page</w:t>
+        <w:t xml:space="preserve">EPD — all relevant functions updated</w:t>
       </w:r>
     </w:p>
     <w:p>
@@ -3107,7 +4342,7 @@
         </w:numPr>
       </w:pPr>
       <w:r>
-        <w:t xml:space="preserve">Add to cart — verify the price in the cart</w:t>
+        <w:t xml:space="preserve">Loop — discount updated in plan (if subscription was touched)</w:t>
       </w:r>
     </w:p>
     <w:p>
@@ -3119,7 +4354,23 @@
         </w:numPr>
       </w:pPr>
       <w:r>
-        <w:t xml:space="preserve">Proceed to checkout — verify the final amount</w:t>
+        <w:t xml:space="preserve">Open the product in</w:t>
+      </w:r>
+      <w:r>
+        <w:t xml:space="preserve"> </w:t>
+      </w:r>
+      <w:r>
+        <w:rPr>
+          <w:b/>
+          <w:bCs/>
+        </w:rPr>
+        <w:t xml:space="preserve">incognito</w:t>
+      </w:r>
+      <w:r>
+        <w:t xml:space="preserve"> </w:t>
+      </w:r>
+      <w:r>
+        <w:t xml:space="preserve">— verify the price on the page</w:t>
       </w:r>
     </w:p>
     <w:p>
@@ -3131,11 +4382,35 @@
         </w:numPr>
       </w:pPr>
       <w:r>
+        <w:t xml:space="preserve">Add to cart — verify the price in the cart</w:t>
+      </w:r>
+    </w:p>
+    <w:p>
+      <w:pPr>
+        <w:pStyle w:val="Compact"/>
+        <w:numPr>
+          <w:ilvl w:val="0"/>
+          <w:numId w:val="1022"/>
+        </w:numPr>
+      </w:pPr>
+      <w:r>
+        <w:t xml:space="preserve">Proceed to checkout — verify the final amount</w:t>
+      </w:r>
+    </w:p>
+    <w:p>
+      <w:pPr>
+        <w:pStyle w:val="Compact"/>
+        <w:numPr>
+          <w:ilvl w:val="0"/>
+          <w:numId w:val="1023"/>
+        </w:numPr>
+      </w:pPr>
+      <w:r>
         <w:t xml:space="preserve">Subscription — verify the correct plan ID was assigned for each quantity</w:t>
       </w:r>
     </w:p>
-    <w:bookmarkEnd w:id="26"/>
-    <w:bookmarkEnd w:id="27"/>
+    <w:bookmarkEnd w:id="30"/>
+    <w:bookmarkEnd w:id="31"/>
     <w:sectPr>
       <w:footnotePr>
         <w:numRestart w:val="eachSect"/>
@@ -3589,6 +4864,12 @@
     </w:lvlOverride>
   </w:num>
   <w:num w:numId="1008">
+    <w:abstractNumId w:val="991"/>
+  </w:num>
+  <w:num w:numId="1009">
+    <w:abstractNumId w:val="991"/>
+  </w:num>
+  <w:num w:numId="1010">
     <w:abstractNumId w:val="99411"/>
     <w:lvlOverride w:ilvl="0">
       <w:startOverride w:val="1"/>
@@ -3617,39 +4898,6 @@
     <w:lvlOverride w:ilvl="8">
       <w:startOverride w:val="1"/>
     </w:lvlOverride>
-  </w:num>
-  <w:num w:numId="1009">
-    <w:abstractNumId w:val="99411"/>
-    <w:lvlOverride w:ilvl="0">
-      <w:startOverride w:val="1"/>
-    </w:lvlOverride>
-    <w:lvlOverride w:ilvl="1">
-      <w:startOverride w:val="1"/>
-    </w:lvlOverride>
-    <w:lvlOverride w:ilvl="2">
-      <w:startOverride w:val="1"/>
-    </w:lvlOverride>
-    <w:lvlOverride w:ilvl="3">
-      <w:startOverride w:val="1"/>
-    </w:lvlOverride>
-    <w:lvlOverride w:ilvl="4">
-      <w:startOverride w:val="1"/>
-    </w:lvlOverride>
-    <w:lvlOverride w:ilvl="5">
-      <w:startOverride w:val="1"/>
-    </w:lvlOverride>
-    <w:lvlOverride w:ilvl="6">
-      <w:startOverride w:val="1"/>
-    </w:lvlOverride>
-    <w:lvlOverride w:ilvl="7">
-      <w:startOverride w:val="1"/>
-    </w:lvlOverride>
-    <w:lvlOverride w:ilvl="8">
-      <w:startOverride w:val="1"/>
-    </w:lvlOverride>
-  </w:num>
-  <w:num w:numId="1010">
-    <w:abstractNumId w:val="991"/>
   </w:num>
   <w:num w:numId="1011">
     <w:abstractNumId w:val="99411"/>
@@ -3715,6 +4963,9 @@
     </w:lvlOverride>
   </w:num>
   <w:num w:numId="1014">
+    <w:abstractNumId w:val="991"/>
+  </w:num>
+  <w:num w:numId="1015">
     <w:abstractNumId w:val="99411"/>
     <w:lvlOverride w:ilvl="0">
       <w:startOverride w:val="1"/>
@@ -3744,11 +4995,35 @@
       <w:startOverride w:val="1"/>
     </w:lvlOverride>
   </w:num>
-  <w:num w:numId="1015">
-    <w:abstractNumId w:val="992"/>
-  </w:num>
   <w:num w:numId="1016">
-    <w:abstractNumId w:val="992"/>
+    <w:abstractNumId w:val="99411"/>
+    <w:lvlOverride w:ilvl="0">
+      <w:startOverride w:val="1"/>
+    </w:lvlOverride>
+    <w:lvlOverride w:ilvl="1">
+      <w:startOverride w:val="1"/>
+    </w:lvlOverride>
+    <w:lvlOverride w:ilvl="2">
+      <w:startOverride w:val="1"/>
+    </w:lvlOverride>
+    <w:lvlOverride w:ilvl="3">
+      <w:startOverride w:val="1"/>
+    </w:lvlOverride>
+    <w:lvlOverride w:ilvl="4">
+      <w:startOverride w:val="1"/>
+    </w:lvlOverride>
+    <w:lvlOverride w:ilvl="5">
+      <w:startOverride w:val="1"/>
+    </w:lvlOverride>
+    <w:lvlOverride w:ilvl="6">
+      <w:startOverride w:val="1"/>
+    </w:lvlOverride>
+    <w:lvlOverride w:ilvl="7">
+      <w:startOverride w:val="1"/>
+    </w:lvlOverride>
+    <w:lvlOverride w:ilvl="8">
+      <w:startOverride w:val="1"/>
+    </w:lvlOverride>
   </w:num>
   <w:num w:numId="1017">
     <w:abstractNumId w:val="992"/>
@@ -3763,6 +5038,12 @@
     <w:abstractNumId w:val="992"/>
   </w:num>
   <w:num w:numId="1021">
+    <w:abstractNumId w:val="992"/>
+  </w:num>
+  <w:num w:numId="1022">
+    <w:abstractNumId w:val="992"/>
+  </w:num>
+  <w:num w:numId="1023">
     <w:abstractNumId w:val="992"/>
   </w:num>
 </w:numbering>
